--- a/docs/informe_final.docx
+++ b/docs/informe_final.docx
@@ -2446,7 +2446,7 @@
           <w:color w:val="4338CA"/>
           <w:sz w:val="24"/>
         </w:rPr>
-        <w:t>2.5 Demostración del modelo corriendo localmente</w:t>
+        <w:t>2.5 Demostración: Ollama corriendo el modelo localmente</w:t>
       </w:r>
     </w:p>
     <w:p>
@@ -2454,7 +2454,7 @@
         <w:rPr>
           <w:i w:val="0"/>
         </w:rPr>
-        <w:t>Transcripción real (el servidor corre en localhost; sin conexión a servicios externos). El motor es llama.cpp, la base sobre la que está construido Ollama; el modelo respondió una pregunta del proyecto:</w:t>
+        <w:t>Se instaló Ollama (modo usuario, desde el paquete oficial) y se importó el mismo modelo del pipeline desde el archivo GGUF local mediante un Modelfile, sin volver a descargarlo. Transcripción real — nótese en «ollama ps» que el modelo corre 100% en GPU:</w:t>
       </w:r>
     </w:p>
     <w:p>
@@ -2466,22 +2466,46 @@
         </w:rPr>
         <w:t>======================================================================</w:t>
         <w:br/>
-        <w:t>DEMO: LLM local (llama.cpp + Qwen2.5-14B-Instruct) en RTX 5070 Ti</w:t>
+        <w:t>DEMO OPCIONAL: Ollama corriendo localmente (RTX 5070 Ti)</w:t>
         <w:br/>
         <w:t>======================================================================</w:t>
         <w:br/>
-        <w:t>GPU: NVIDIA GeForce RTX 5070 Ti, 13055 MiB</w:t>
+        <w:br/>
+        <w:t>$ ollama --version</w:t>
+        <w:br/>
+        <w:t>ollama version is 0.15.5-rc0</w:t>
         <w:br/>
         <w:br/>
-        <w:t>PREGUNTA: ¿Qué es el 'conocimiento público no descubierto' de Swanson y cómo lo aprovecha un sistema como NEXO? Respondé en 4-5 líneas.</w:t>
+        <w:t>$ ollama list</w:t>
+        <w:br/>
+        <w:t xml:space="preserve">NAME                        ID              SIZE      MODIFIED       </w:t>
+        <w:br/>
+        <w:t>qwen2.5-14b-local:latest    fefeb9b19068    9.0 GB    14 seconds ago</w:t>
         <w:br/>
         <w:br/>
-        <w:t>RESPUESTA DEL MODELO LOCAL:</w:t>
-        <w:br/>
-        <w:t>El 'conocimiento público no descubierto' de Swanson se refiere a la idea de que hay información útil y desconocida que puede derivarse de la combinación de dos hechos conocidos pero aislados. Un sistema como NEXO explota esta idea al buscar y conectar datos dispersos en la literatura científica para revelar nuevas hipótesis o relaciones potencialmente útiles.</w:t>
+        <w:t>PREGUNTA (vía /api/chat): En el patrón A-C-B que usa NEXO: si un fármaco aumenta la natriuresis (C) y la insuficiencia cardíaca cursa con retención de sodio, ¿qué hipótesis se puede plantear y qué habría que verificar antes de tomarla en serio? Respondé en 4-5 líneas.</w:t>
         <w:br/>
         <w:br/>
-        <w:t>[tokens: 68 entrada, 88 salida — servido en localhost:8090, sin conexión a ningún servicio externo]</w:t>
+        <w:t>RESPUESTA:</w:t>
+        <w:br/>
+        <w:t>Si un fármaco aumenta la natriuresis (C) en pacientes con insuficiencia cardíaca que sufren retención de sodio, se podría plantear la hipótesis de que este tratamiento podría ayudar a reducir la carga hídrica y mejorar el estado clínico del paciente. Sin embargo, antes de tomar esta hipótesis en serio, sería necesario verificar si efectivamente hay una mejora clínica significativa sin provocar desequilibrios eletrolíticos adversos ni empeorar otros síntomas cardíacos.</w:t>
+        <w:br/>
+        <w:br/>
+        <w:t>$ ollama ps</w:t>
+        <w:br/>
+        <w:t xml:space="preserve">NAME                        ID              SIZE      PROCESSOR    CONTEXT    UNTIL              </w:t>
+        <w:br/>
+        <w:t>qwen2.5-14b-local:latest    e528d44823af    9.7 GB    100% GPU     4096       4 minutes from now</w:t>
+      </w:r>
+    </w:p>
+    <w:p>
+      <w:r>
+        <w:rPr>
+          <w:i w:val="0"/>
+          <w:color w:val="555555"/>
+          <w:sz w:val="20"/>
+        </w:rPr>
+        <w:t>Detalle técnico honesto: al importar el GGUF crudo, Ollama no aplicó la plantilla de chat del modelo y las respuestas divagaban sin cortar; hubo que declararla en el Modelfile (formato ChatML de Qwen con sus tokens de parada). En el pipeline, servido con llama.cpp, el mismo archivo funcionó directo. Es el tipo de fricción operativa que implica administrar un LLM propio (sección 2.4).</w:t>
       </w:r>
     </w:p>
     <w:sectPr>

--- a/docs/informe_final.docx
+++ b/docs/informe_final.docx
@@ -109,9 +109,10 @@
           <w:p>
             <w:r>
               <w:rPr>
+                <w:color w:val="4338CA"/>
                 <w:sz w:val="20"/>
               </w:rPr>
-              <w:t>◄ COMPLETAR TRAS EL DEPLOY EN share.streamlit.io ►</w:t>
+              <w:t>https://a9katfbde589gdtas3ybxg.streamlit.app</w:t>
             </w:r>
           </w:p>
         </w:tc>

--- a/docs/informe_final.docx
+++ b/docs/informe_final.docx
@@ -2,8 +2,6 @@
 <file path=word/document.xml><?xml version="1.0" encoding="utf-8"?>
 <w:document xmlns:wpc="http://schemas.microsoft.com/office/word/2010/wordprocessingCanvas" xmlns:mo="http://schemas.microsoft.com/office/mac/office/2008/main" xmlns:mc="http://schemas.openxmlformats.org/markup-compatibility/2006" xmlns:mv="urn:schemas-microsoft-com:mac:vml" xmlns:o="urn:schemas-microsoft-com:office:office" xmlns:r="http://schemas.openxmlformats.org/officeDocument/2006/relationships" xmlns:m="http://schemas.openxmlformats.org/officeDocument/2006/math" xmlns:v="urn:schemas-microsoft-com:vml" xmlns:wp14="http://schemas.microsoft.com/office/word/2010/wordprocessingDrawing" xmlns:wp="http://schemas.openxmlformats.org/drawingml/2006/wordprocessingDrawing" xmlns:w10="urn:schemas-microsoft-com:office:word" xmlns:w="http://schemas.openxmlformats.org/wordprocessingml/2006/main" xmlns:w14="http://schemas.microsoft.com/office/word/2010/wordml" xmlns:wpg="http://schemas.microsoft.com/office/word/2010/wordprocessingGroup" xmlns:wpi="http://schemas.microsoft.com/office/word/2010/wordprocessingInk" xmlns:wne="http://schemas.microsoft.com/office/word/2006/wordml" xmlns:wps="http://schemas.microsoft.com/office/word/2010/wordprocessingShape" mc:Ignorable="w14 wp14">
   <w:body>
-    <w:p/>
-    <w:p/>
     <w:p>
       <w:pPr>
         <w:spacing w:after="0"/>
@@ -42,10 +40,9 @@
           <w:color w:val="555555"/>
           <w:sz w:val="22"/>
         </w:rPr>
-        <w:t>Trabajo de Fin de Ciclo — Orquestación Agéntica Cíclica y Memoria Persistente</w:t>
+        <w:t>Trabajo de Fin de Ciclo — Entrega Final de Proyecto</w:t>
       </w:r>
     </w:p>
-    <w:p/>
     <w:p>
       <w:pPr>
         <w:spacing w:after="0"/>
@@ -56,7 +53,7 @@
           <w:b/>
           <w:i w:val="0"/>
           <w:color w:val="312E81"/>
-          <w:sz w:val="56"/>
+          <w:sz w:val="52"/>
         </w:rPr>
         <w:t>NEXO</w:t>
       </w:r>
@@ -69,12 +66,37 @@
         <w:rPr>
           <w:i w:val="0"/>
           <w:color w:val="1C1C22"/>
-          <w:sz w:val="26"/>
+          <w:sz w:val="24"/>
         </w:rPr>
-        <w:t>Aplicación de IA que propone hipótesis científicas conectando literatura de áreas que no se citan entre sí</w:t>
+        <w:t>Hipótesis científicas a partir de conexiones no exploradas en la literatura</w:t>
       </w:r>
     </w:p>
-    <w:p/>
+    <w:p>
+      <w:pPr>
+        <w:jc w:val="center"/>
+      </w:pPr>
+      <w:r>
+        <w:rPr>
+          <w:i w:val="0"/>
+          <w:color w:val="555555"/>
+          <w:sz w:val="20"/>
+        </w:rPr>
+        <w:t>Alumno: Elías Jiménez — Agosto de 2026</w:t>
+      </w:r>
+    </w:p>
+    <w:p>
+      <w:pPr>
+        <w:spacing w:before="120" w:after="40"/>
+      </w:pPr>
+      <w:r>
+        <w:rPr>
+          <w:b/>
+          <w:color w:val="4338CA"/>
+          <w:sz w:val="24"/>
+        </w:rPr>
+        <w:t>Links obligatorios</w:t>
+      </w:r>
+    </w:p>
     <w:tbl>
       <w:tblPr>
         <w:tblStyle w:val="TableGrid"/>
@@ -89,27 +111,88 @@
       <w:tr>
         <w:tc>
           <w:tcPr>
-            <w:tcW w:type="dxa" w:w="3456"/>
+            <w:tcW w:type="dxa" w:w="3600"/>
+            <w:shd w:val="clear" w:color="auto" w:fill="312E81"/>
+          </w:tcPr>
+          <w:p>
+            <w:r>
+              <w:rPr>
+                <w:b/>
+                <w:color w:val="FFFFFF"/>
+                <w:sz w:val="20"/>
+              </w:rPr>
+              <w:t>Recurso</w:t>
+            </w:r>
+          </w:p>
+        </w:tc>
+        <w:tc>
+          <w:tcPr>
+            <w:tcW w:type="dxa" w:w="5616"/>
+            <w:shd w:val="clear" w:color="auto" w:fill="312E81"/>
+          </w:tcPr>
+          <w:p>
+            <w:r>
+              <w:rPr>
+                <w:b/>
+                <w:color w:val="FFFFFF"/>
+                <w:sz w:val="20"/>
+              </w:rPr>
+              <w:t>URL</w:t>
+            </w:r>
+          </w:p>
+        </w:tc>
+      </w:tr>
+      <w:tr>
+        <w:tc>
+          <w:tcPr>
+            <w:tcW w:type="dxa" w:w="3600"/>
+          </w:tcPr>
+          <w:p>
+            <w:r>
+              <w:rPr>
+                <w:sz w:val="20"/>
+              </w:rPr>
+              <w:t>Repositorio GitHub</w:t>
+            </w:r>
+          </w:p>
+        </w:tc>
+        <w:tc>
+          <w:tcPr>
+            <w:tcW w:type="dxa" w:w="5616"/>
+          </w:tcPr>
+          <w:p>
+            <w:r>
+              <w:rPr>
+                <w:sz w:val="20"/>
+              </w:rPr>
+              <w:t>https://github.com/eliasjz36/nexo</w:t>
+            </w:r>
+          </w:p>
+        </w:tc>
+      </w:tr>
+      <w:tr>
+        <w:tc>
+          <w:tcPr>
+            <w:tcW w:type="dxa" w:w="3600"/>
             <w:shd w:val="clear" w:color="auto" w:fill="EEF2FF"/>
           </w:tcPr>
           <w:p>
             <w:r>
               <w:rPr>
-                <w:b/>
                 <w:sz w:val="20"/>
               </w:rPr>
-              <w:t>Aplicación en vivo</w:t>
+              <w:t>Aplicación web en producción</w:t>
             </w:r>
           </w:p>
         </w:tc>
         <w:tc>
           <w:tcPr>
-            <w:tcW w:type="dxa" w:w="5760"/>
+            <w:tcW w:type="dxa" w:w="5616"/>
+            <w:shd w:val="clear" w:color="auto" w:fill="EEF2FF"/>
           </w:tcPr>
           <w:p>
             <w:r>
               <w:rPr>
-                <w:color w:val="4338CA"/>
                 <w:sz w:val="20"/>
               </w:rPr>
               <w:t>https://a9katfbde589gdtas3ybxg.streamlit.app</w:t>
@@ -120,30 +203,27 @@
       <w:tr>
         <w:tc>
           <w:tcPr>
-            <w:tcW w:type="dxa" w:w="3456"/>
-            <w:shd w:val="clear" w:color="auto" w:fill="EEF2FF"/>
+            <w:tcW w:type="dxa" w:w="3600"/>
           </w:tcPr>
           <w:p>
             <w:r>
               <w:rPr>
-                <w:b/>
                 <w:sz w:val="20"/>
               </w:rPr>
-              <w:t>Repositorio (código, datos e informe)</w:t>
+              <w:t>Video de demo</w:t>
             </w:r>
           </w:p>
         </w:tc>
         <w:tc>
           <w:tcPr>
-            <w:tcW w:type="dxa" w:w="5760"/>
+            <w:tcW w:type="dxa" w:w="5616"/>
           </w:tcPr>
           <w:p>
             <w:r>
               <w:rPr>
-                <w:color w:val="4338CA"/>
                 <w:sz w:val="20"/>
               </w:rPr>
-              <w:t>https://github.com/eliasjz36/nexo</w:t>
+              <w:t>— (la demostración se hará en vivo en la exposición)</w:t>
             </w:r>
           </w:p>
         </w:tc>
@@ -151,27 +231,26 @@
       <w:tr>
         <w:tc>
           <w:tcPr>
-            <w:tcW w:type="dxa" w:w="3456"/>
+            <w:tcW w:type="dxa" w:w="3600"/>
             <w:shd w:val="clear" w:color="auto" w:fill="EEF2FF"/>
           </w:tcPr>
           <w:p>
             <w:r>
               <w:rPr>
-                <w:b/>
                 <w:sz w:val="20"/>
               </w:rPr>
-              <w:t>Registro de desarrollo (co-work con IA)</w:t>
+              <w:t>Registro de desarrollo y co-work (DEVLOG)</w:t>
             </w:r>
           </w:p>
         </w:tc>
         <w:tc>
           <w:tcPr>
-            <w:tcW w:type="dxa" w:w="5760"/>
+            <w:tcW w:type="dxa" w:w="5616"/>
+            <w:shd w:val="clear" w:color="auto" w:fill="EEF2FF"/>
           </w:tcPr>
           <w:p>
             <w:r>
               <w:rPr>
-                <w:color w:val="4338CA"/>
                 <w:sz w:val="20"/>
               </w:rPr>
               <w:t>https://github.com/eliasjz36/nexo/blob/main/DEVLOG.md</w:t>
@@ -179,8 +258,40 @@
           </w:p>
         </w:tc>
       </w:tr>
+      <w:tr>
+        <w:tc>
+          <w:tcPr>
+            <w:tcW w:type="dxa" w:w="3600"/>
+          </w:tcPr>
+          <w:p>
+            <w:r>
+              <w:rPr>
+                <w:sz w:val="20"/>
+              </w:rPr>
+              <w:t>Informe y anexos (diagramas, logs, demo)</w:t>
+            </w:r>
+          </w:p>
+        </w:tc>
+        <w:tc>
+          <w:tcPr>
+            <w:tcW w:type="dxa" w:w="5616"/>
+          </w:tcPr>
+          <w:p>
+            <w:r>
+              <w:rPr>
+                <w:sz w:val="20"/>
+              </w:rPr>
+              <w:t>https://github.com/eliasjz36/nexo/tree/main/docs</w:t>
+            </w:r>
+          </w:p>
+        </w:tc>
+      </w:tr>
     </w:tbl>
-    <w:p/>
+    <w:p>
+      <w:pPr>
+        <w:spacing w:after="40"/>
+      </w:pPr>
+    </w:p>
     <w:p>
       <w:pPr>
         <w:jc w:val="center"/>
@@ -190,31 +301,7 @@
           <w:i/>
           <w:sz w:val="20"/>
         </w:rPr>
-        <w:t>Resumen del resultado: el sistema leyó únicamente artículos científicos anteriores a 2013 de dos áreas que no se citaban entre sí (farmacología de inhibidores SGLT2 e insuficiencia cardíaca) y ubicó la conexión entre ambas —que la medicina confirmó recién en 2015-2019— en el puesto 13 de 772 hipótesis generadas. Al momento del corte no existía ningún artículo que mencionara ambos temas juntos; hoy hay 225.</w:t>
-      </w:r>
-    </w:p>
-    <w:p/>
-    <w:p>
-      <w:pPr>
-        <w:spacing w:after="0"/>
-        <w:jc w:val="center"/>
-      </w:pPr>
-      <w:r>
-        <w:rPr>
-          <w:i w:val="0"/>
-        </w:rPr>
-        <w:t>Alumno: Elías Jiménez</w:t>
-      </w:r>
-    </w:p>
-    <w:p>
-      <w:pPr>
-        <w:jc w:val="center"/>
-      </w:pPr>
-      <w:r>
-        <w:rPr>
-          <w:i w:val="0"/>
-        </w:rPr>
-        <w:t>Fecha: Agosto de 2026</w:t>
+        <w:t>Resumen en una línea: alimentado únicamente con papers anteriores a 2013, el sistema ubicó en el puesto 13 de 772 una conexión médica (inhibidores SGLT2 → insuficiencia cardíaca) sobre la que no existía ningún artículo al momento del corte y que hoy tiene 225 — la medicina la confirmó en 2015-2019.</w:t>
       </w:r>
     </w:p>
     <w:p>
@@ -235,7 +322,7 @@
           <w:color w:val="312E81"/>
           <w:sz w:val="30"/>
         </w:rPr>
-        <w:t>Parte 1 — De la idea conceptual a la aplicación real</w:t>
+        <w:t>PARTE 1 — El proyecto como aplicación real</w:t>
       </w:r>
     </w:p>
     <w:p>
@@ -248,23 +335,7 @@
           <w:color w:val="4338CA"/>
           <w:sz w:val="24"/>
         </w:rPr>
-        <w:t>1.1 Qué se construyó</w:t>
-      </w:r>
-    </w:p>
-    <w:p>
-      <w:r>
-        <w:rPr>
-          <w:i w:val="0"/>
-        </w:rPr>
-        <w:t>En el trabajo de medio ciclo, NEXO era un diseño conceptual: un sistema de agentes que leería literatura científica, armaría una base de conocimiento y propondría hipótesis conectando áreas separadas, con una memoria persistente y un ciclo de mejora. En esta entrega ese diseño existe como software funcionando: un pipeline de cinco pasos que corre en la máquina del alumno con un LLM local, y una aplicación web pública que muestra los resultados.</w:t>
-      </w:r>
-    </w:p>
-    <w:p>
-      <w:r>
-        <w:rPr>
-          <w:i w:val="0"/>
-        </w:rPr>
-        <w:t>Para poder evaluar el sistema con honestidad se eligió un experimento con corte temporal: el corpus solo contiene artículos anteriores a 2013 sobre dos áreas que entonces no se citaban entre sí — la farmacología de los inhibidores SGLT2 (un fármaco para la diabetes) y la fisiopatología de la insuficiencia cardíaca. La conexión real entre ambas se publicó recién a partir de 2015. Si el sistema la encuentra sin haberla podido leer, el método funciona. Es la forma estándar de evaluar sistemas de descubrimiento basado en literatura (time-slicing).</w:t>
+        <w:t>Sección 1 · Presentación del equipo y del proyecto</w:t>
       </w:r>
     </w:p>
     <w:p>
@@ -276,10 +347,10 @@
         <w:rPr>
           <w:b/>
         </w:rPr>
-        <w:t xml:space="preserve">Corpus: </w:t>
+        <w:t xml:space="preserve">Integrantes: </w:t>
       </w:r>
       <w:r>
-        <w:t>1.987 artículos de PubMed con resumen y términos MeSH (865 del área SGLT2, 1.122 de insuficiencia cardíaca), con corte estricto al 31/12/2013. Solo 7 artículos mencionaban ambos temas antes del corte y fueron excluidos.</w:t>
+        <w:t>equipo de una persona. Elías Jiménez: definición del problema, decisiones de alcance y arquitectura, operación del pipeline y validación de resultados. El desarrollo se hizo en co-work con IA (detalle y roles en la Sección 7).</w:t>
       </w:r>
     </w:p>
     <w:p>
@@ -291,10 +362,10 @@
         <w:rPr>
           <w:b/>
         </w:rPr>
-        <w:t xml:space="preserve">Extracción: </w:t>
+        <w:t xml:space="preserve">Nombre del proyecto: </w:t>
       </w:r>
       <w:r>
-        <w:t>11.182 relaciones tipadas y con dirección (aumenta, reduce, causa, previene, trata, inhibe, se asocia, no afecta), cada una con la frase textual del artículo que la respalda. Todo con un LLM local (sección Parte 2).</w:t>
+        <w:t>NEXO.</w:t>
       </w:r>
     </w:p>
     <w:p>
@@ -306,10 +377,10 @@
         <w:rPr>
           <w:b/>
         </w:rPr>
-        <w:t xml:space="preserve">Verificación de evidencia: </w:t>
+        <w:t xml:space="preserve">Problema que resuelve: </w:t>
       </w:r>
       <w:r>
-        <w:t>una capa de integridad descartó el 17% de las relaciones porque su frase de respaldo no existía en el artículo o sus entidades no aparecían en el texto (ver 1.8, riesgo R2). El grafo final tiene 9.271 relaciones verificables.</w:t>
+        <w:t>la literatura científica está fragmentada en áreas que no se leen entre sí; hallazgos publicados en un área podrían responder problemas de otra, pero nadie los conecta. En el medio ciclo esto se diseñó conceptualmente; ahora está implementado: NEXO lee papers, extrae relaciones con su evidencia y propone hipótesis conectando áreas que nunca fueron vinculadas, cada una con sus fuentes verificables.</w:t>
       </w:r>
     </w:p>
     <w:p>
@@ -321,25 +392,10 @@
         <w:rPr>
           <w:b/>
         </w:rPr>
-        <w:t xml:space="preserve">Hipótesis: </w:t>
+        <w:t xml:space="preserve">Público objetivo: </w:t>
       </w:r>
       <w:r>
-        <w:t>772 pares (A, B) que nunca aparecen juntos en el corpus, conectados por conceptos puente con signos coherentes, ordenados por convergencia de puentes independientes.</w:t>
-      </w:r>
-    </w:p>
-    <w:p>
-      <w:pPr>
-        <w:pStyle w:val="ListBullet"/>
-        <w:spacing w:after="40"/>
-      </w:pPr>
-      <w:r>
-        <w:rPr>
-          <w:b/>
-        </w:rPr>
-        <w:t xml:space="preserve">Agentes: </w:t>
-      </w:r>
-      <w:r>
-        <w:t>captura, extractor, normalizador, descubridor, verificador de novedad (consulta a PubMed) y escéptico (intenta refutar cada hipótesis top). La memoria persistente es la base SQLite que viaja en el repositorio.</w:t>
+        <w:t>investigadores, docentes y estudiantes avanzados de áreas biomédicas que exploran literatura para encontrar líneas de investigación. Es un usuario que lee papers en inglés y entiende términos como «natriuresis», pero no necesita saber programar: la app es de solo exploración, sin configuración técnica.</w:t>
       </w:r>
     </w:p>
     <w:p>
@@ -352,249 +408,7 @@
           <w:color w:val="4338CA"/>
           <w:sz w:val="24"/>
         </w:rPr>
-        <w:t>1.2 Resultado del experimento</w:t>
-      </w:r>
-    </w:p>
-    <w:p>
-      <w:r>
-        <w:rPr>
-          <w:i w:val="0"/>
-        </w:rPr>
-        <w:t>Con el corpus congelado en 2013, el sistema generó 772 hipótesis. La conexión que la medicina confirmó después aparece así:</w:t>
-      </w:r>
-    </w:p>
-    <w:tbl>
-      <w:tblPr>
-        <w:tblStyle w:val="TableGrid"/>
-        <w:tblW w:type="auto" w:w="0"/>
-        <w:jc w:val="center"/>
-        <w:tblLook w:firstColumn="1" w:firstRow="1" w:lastColumn="0" w:lastRow="0" w:noHBand="0" w:noVBand="1" w:val="04A0"/>
-      </w:tblPr>
-      <w:tblGrid>
-        <w:gridCol w:w="4320"/>
-        <w:gridCol w:w="4320"/>
-      </w:tblGrid>
-      <w:tr>
-        <w:tc>
-          <w:tcPr>
-            <w:tcW w:type="dxa" w:w="6336"/>
-            <w:shd w:val="clear" w:color="auto" w:fill="312E81"/>
-          </w:tcPr>
-          <w:p>
-            <w:r>
-              <w:rPr>
-                <w:b/>
-                <w:color w:val="FFFFFF"/>
-                <w:sz w:val="20"/>
-              </w:rPr>
-              <w:t>Verificación</w:t>
-            </w:r>
-          </w:p>
-        </w:tc>
-        <w:tc>
-          <w:tcPr>
-            <w:tcW w:type="dxa" w:w="2880"/>
-            <w:shd w:val="clear" w:color="auto" w:fill="312E81"/>
-          </w:tcPr>
-          <w:p>
-            <w:r>
-              <w:rPr>
-                <w:b/>
-                <w:color w:val="FFFFFF"/>
-                <w:sz w:val="20"/>
-              </w:rPr>
-              <w:t>Valor</w:t>
-            </w:r>
-          </w:p>
-        </w:tc>
-      </w:tr>
-      <w:tr>
-        <w:tc>
-          <w:tcPr>
-            <w:tcW w:type="dxa" w:w="6336"/>
-          </w:tcPr>
-          <w:p>
-            <w:r>
-              <w:rPr>
-                <w:sz w:val="20"/>
-              </w:rPr>
-              <w:t>Hipótesis «sglt2 inhibition ⇒ heart failure» (sentido opuesto = posible beneficio)</w:t>
-            </w:r>
-          </w:p>
-        </w:tc>
-        <w:tc>
-          <w:tcPr>
-            <w:tcW w:type="dxa" w:w="2880"/>
-          </w:tcPr>
-          <w:p>
-            <w:r>
-              <w:rPr>
-                <w:sz w:val="20"/>
-              </w:rPr>
-              <w:t>Puesto 13 de 772</w:t>
-            </w:r>
-          </w:p>
-        </w:tc>
-      </w:tr>
-      <w:tr>
-        <w:tc>
-          <w:tcPr>
-            <w:tcW w:type="dxa" w:w="6336"/>
-            <w:shd w:val="clear" w:color="auto" w:fill="EEF2FF"/>
-          </w:tcPr>
-          <w:p>
-            <w:r>
-              <w:rPr>
-                <w:sz w:val="20"/>
-              </w:rPr>
-              <w:t>Puentes mecanísticos encontrados</w:t>
-            </w:r>
-          </w:p>
-        </w:tc>
-        <w:tc>
-          <w:tcPr>
-            <w:tcW w:type="dxa" w:w="2880"/>
-            <w:shd w:val="clear" w:color="auto" w:fill="EEF2FF"/>
-          </w:tcPr>
-          <w:p>
-            <w:r>
-              <w:rPr>
-                <w:sz w:val="20"/>
-              </w:rPr>
-              <w:t>hipertensión y diabetes (ambos con signos coherentes)</w:t>
-            </w:r>
-          </w:p>
-        </w:tc>
-      </w:tr>
-      <w:tr>
-        <w:tc>
-          <w:tcPr>
-            <w:tcW w:type="dxa" w:w="6336"/>
-          </w:tcPr>
-          <w:p>
-            <w:r>
-              <w:rPr>
-                <w:sz w:val="20"/>
-              </w:rPr>
-              <w:t>Artículos en PubMed que mencionaban ambos términos hasta 2013</w:t>
-            </w:r>
-          </w:p>
-        </w:tc>
-        <w:tc>
-          <w:tcPr>
-            <w:tcW w:type="dxa" w:w="2880"/>
-          </w:tcPr>
-          <w:p>
-            <w:r>
-              <w:rPr>
-                <w:sz w:val="20"/>
-              </w:rPr>
-              <w:t>0</w:t>
-            </w:r>
-          </w:p>
-        </w:tc>
-      </w:tr>
-      <w:tr>
-        <w:tc>
-          <w:tcPr>
-            <w:tcW w:type="dxa" w:w="6336"/>
-            <w:shd w:val="clear" w:color="auto" w:fill="EEF2FF"/>
-          </w:tcPr>
-          <w:p>
-            <w:r>
-              <w:rPr>
-                <w:sz w:val="20"/>
-              </w:rPr>
-              <w:t>Artículos que los mencionan hoy (2026)</w:t>
-            </w:r>
-          </w:p>
-        </w:tc>
-        <w:tc>
-          <w:tcPr>
-            <w:tcW w:type="dxa" w:w="2880"/>
-            <w:shd w:val="clear" w:color="auto" w:fill="EEF2FF"/>
-          </w:tcPr>
-          <w:p>
-            <w:r>
-              <w:rPr>
-                <w:sz w:val="20"/>
-              </w:rPr>
-              <w:t>225</w:t>
-            </w:r>
-          </w:p>
-        </w:tc>
-      </w:tr>
-      <w:tr>
-        <w:tc>
-          <w:tcPr>
-            <w:tcW w:type="dxa" w:w="6336"/>
-          </w:tcPr>
-          <w:p>
-            <w:r>
-              <w:rPr>
-                <w:sz w:val="20"/>
-              </w:rPr>
-              <w:t>Veredicto del agente escéptico</w:t>
-            </w:r>
-          </w:p>
-        </w:tc>
-        <w:tc>
-          <w:tcPr>
-            <w:tcW w:type="dxa" w:w="2880"/>
-          </w:tcPr>
-          <w:p>
-            <w:r>
-              <w:rPr>
-                <w:sz w:val="20"/>
-              </w:rPr>
-              <w:t>«dudosa» (ver análisis abajo)</w:t>
-            </w:r>
-          </w:p>
-        </w:tc>
-      </w:tr>
-    </w:tbl>
-    <w:p>
-      <w:pPr>
-        <w:spacing w:after="40"/>
-      </w:pPr>
-    </w:p>
-    <w:p>
-      <w:r>
-        <w:rPr>
-          <w:i w:val="0"/>
-        </w:rPr>
-        <w:t>Además, las tres primeras hipótesis del ranking dicen que la inhibición SGLT2 actúa en el mismo sentido que captopril, furosemida y tolvaptán — exactamente los fármacos con que se trata la insuficiencia cardíaca. Es la misma conclusión por otro camino: el sistema no sabía que ese fármaco de diabetes servía para el corazón, pero encontró que se comporta como los que sí sirven.</w:t>
-      </w:r>
-    </w:p>
-    <w:p>
-      <w:r>
-        <w:rPr>
-          <w:i w:val="0"/>
-        </w:rPr>
-        <w:t>El escéptico calificó la hipótesis principal como «dudosa»: aceptó los puentes de hipertensión y diabetes pero atacó un tercer puente (natriuresis) que venía con un signo mal extraído, usando una contradicción del propio grafo. Es el comportamiento buscado: con la evidencia disponible en 2013, un revisor riguroso habría dicho exactamente eso. La decisión final es siempre del experto humano.</w:t>
-      </w:r>
-    </w:p>
-    <w:p>
-      <w:r>
-        <w:rPr>
-          <w:i/>
-          <w:color w:val="555555"/>
-          <w:sz w:val="20"/>
-        </w:rPr>
-        <w:t>Limitación declarada: el caso de estudio fue elegido a propósito donde se sabía que existía una conexión confirmada después del corte (práctica estándar del área para poder medir). El sistema también genera cientos de hipótesis sin confirmación conocida; distinguir cuáles valen la pena sigue dependiendo del experto.</w:t>
-      </w:r>
-    </w:p>
-    <w:p>
-      <w:pPr>
-        <w:spacing w:before="120" w:after="40"/>
-      </w:pPr>
-      <w:r>
-        <w:rPr>
-          <w:b/>
-          <w:color w:val="4338CA"/>
-          <w:sz w:val="24"/>
-        </w:rPr>
-        <w:t>1.3 Diagrama de arquitectura</w:t>
+        <w:t>Sección 2 · Arquitectura técnica</w:t>
       </w:r>
     </w:p>
     <w:p>
@@ -605,7 +419,7 @@
       <w:r>
         <w:drawing>
           <wp:inline xmlns:a="http://schemas.openxmlformats.org/drawingml/2006/main" xmlns:pic="http://schemas.openxmlformats.org/drawingml/2006/picture">
-            <wp:extent cx="6035040" cy="3707239"/>
+            <wp:extent cx="5943600" cy="3651069"/>
             <wp:docPr id="1" name="Picture 1"/>
             <wp:cNvGraphicFramePr>
               <a:graphicFrameLocks noChangeAspect="1"/>
@@ -626,7 +440,7 @@
                   <pic:spPr>
                     <a:xfrm>
                       <a:off x="0" y="0"/>
-                      <a:ext cx="6035040" cy="3707239"/>
+                      <a:ext cx="5943600" cy="3651069"/>
                     </a:xfrm>
                     <a:prstGeom prst="rect"/>
                   </pic:spPr>
@@ -647,28 +461,52 @@
           <w:color w:val="555555"/>
           <w:sz w:val="18"/>
         </w:rPr>
-        <w:t>Figura 1. Arquitectura construida: pipeline offline con LLM local en la máquina del alumno; lo publicado no necesita claves ni genera costos.</w:t>
-      </w:r>
-    </w:p>
-    <w:p>
-      <w:r>
-        <w:rPr>
-          <w:i w:val="0"/>
-        </w:rPr>
-        <w:t>La decisión central de arquitectura: todo lo que requiere un LLM corre offline y sus resultados quedan en una base SQLite que se versiona en el repositorio. La aplicación publicada solo lee esa base; su única llamada externa es a la API pública y gratuita de PubMed para re-chequear la novedad. Así la app funciona sin claves, sin costos de operación y sin depender de que el LLM esté disponible.</w:t>
+        <w:t>Figura 1. Arquitectura general: los datos fluyen de PubMed (entrada) al pipeline offline y de ahí a la app publicada (salida al usuario).</w:t>
       </w:r>
     </w:p>
     <w:p>
       <w:pPr>
-        <w:spacing w:before="120" w:after="40"/>
+        <w:pStyle w:val="ListBullet"/>
+        <w:spacing w:after="40"/>
       </w:pPr>
       <w:r>
         <w:rPr>
           <w:b/>
-          <w:color w:val="4338CA"/>
-          <w:sz w:val="24"/>
         </w:rPr>
-        <w:t>1.4 Diagrama UML (secuencia)</w:t>
+        <w:t xml:space="preserve">Flujo de datos: </w:t>
+      </w:r>
+      <w:r>
+        <w:t>PubMed → corpus con corte temporal → extracción de relaciones → verificación y grafo → hipótesis con novedad y veredictos → app web → feedback del usuario, que vuelve a la base.</w:t>
+      </w:r>
+    </w:p>
+    <w:p>
+      <w:pPr>
+        <w:pStyle w:val="ListBullet"/>
+        <w:spacing w:after="40"/>
+      </w:pPr>
+      <w:r>
+        <w:rPr>
+          <w:b/>
+        </w:rPr>
+        <w:t xml:space="preserve">Componentes de IA vs. lógica tradicional: </w:t>
+      </w:r>
+      <w:r>
+        <w:t>son IA el extractor de relaciones, el traductor de entidades y el agente escéptico (los tres con el LLM local). Son lógica tradicional la descarga del corpus, la verificación de evidencia, la construcción del grafo, la búsqueda de caminos con composición de signos, el ranking y toda la app.</w:t>
+      </w:r>
+    </w:p>
+    <w:p>
+      <w:pPr>
+        <w:pStyle w:val="ListBullet"/>
+        <w:spacing w:after="40"/>
+      </w:pPr>
+      <w:r>
+        <w:rPr>
+          <w:b/>
+        </w:rPr>
+        <w:t xml:space="preserve">Dónde vive la memoria persistente: </w:t>
+      </w:r>
+      <w:r>
+        <w:t>en data/corpus.db (SQLite), que acumula papers, relaciones verificadas, hipótesis, veredictos, feedback del usuario y el registro de uso. Viaja versionada en el repositorio.</w:t>
       </w:r>
     </w:p>
     <w:p>
@@ -679,7 +517,7 @@
       <w:r>
         <w:drawing>
           <wp:inline xmlns:a="http://schemas.openxmlformats.org/drawingml/2006/main" xmlns:pic="http://schemas.openxmlformats.org/drawingml/2006/picture">
-            <wp:extent cx="6035040" cy="3362379"/>
+            <wp:extent cx="5669280" cy="4081882"/>
             <wp:docPr id="2" name="Picture 2"/>
             <wp:cNvGraphicFramePr>
               <a:graphicFrameLocks noChangeAspect="1"/>
@@ -688,7 +526,7 @@
               <a:graphicData uri="http://schemas.openxmlformats.org/drawingml/2006/picture">
                 <pic:pic>
                   <pic:nvPicPr>
-                    <pic:cNvPr id="0" name="diagrama_uml_secuencia.png"/>
+                    <pic:cNvPr id="0" name="diagrama_flujo_agentes.png"/>
                     <pic:cNvPicPr/>
                   </pic:nvPicPr>
                   <pic:blipFill>
@@ -700,7 +538,7 @@
                   <pic:spPr>
                     <a:xfrm>
                       <a:off x="0" y="0"/>
-                      <a:ext cx="6035040" cy="3362379"/>
+                      <a:ext cx="5669280" cy="4081882"/>
                     </a:xfrm>
                     <a:prstGeom prst="rect"/>
                   </pic:spPr>
@@ -721,7 +559,60 @@
           <w:color w:val="555555"/>
           <w:sz w:val="18"/>
         </w:rPr>
-        <w:t>Figura 2. Secuencia de una consulta: la app resuelve con lecturas locales, registra la sesión y persiste el feedback del usuario (memoria).</w:t>
+        <w:t>Figura 2. Flujo de agentes: qué decide cada uno, comunicación por memoria compartida (SQLite) y ciclo realimentado por el feedback del usuario.</w:t>
+      </w:r>
+    </w:p>
+    <w:p>
+      <w:pPr>
+        <w:spacing w:before="120"/>
+        <w:jc w:val="center"/>
+      </w:pPr>
+      <w:r>
+        <w:drawing>
+          <wp:inline xmlns:a="http://schemas.openxmlformats.org/drawingml/2006/main" xmlns:pic="http://schemas.openxmlformats.org/drawingml/2006/picture">
+            <wp:extent cx="5943600" cy="3311434"/>
+            <wp:docPr id="3" name="Picture 3"/>
+            <wp:cNvGraphicFramePr>
+              <a:graphicFrameLocks noChangeAspect="1"/>
+            </wp:cNvGraphicFramePr>
+            <a:graphic>
+              <a:graphicData uri="http://schemas.openxmlformats.org/drawingml/2006/picture">
+                <pic:pic>
+                  <pic:nvPicPr>
+                    <pic:cNvPr id="0" name="diagrama_uml_secuencia.png"/>
+                    <pic:cNvPicPr/>
+                  </pic:nvPicPr>
+                  <pic:blipFill>
+                    <a:blip r:embed="rId11"/>
+                    <a:stretch>
+                      <a:fillRect/>
+                    </a:stretch>
+                  </pic:blipFill>
+                  <pic:spPr>
+                    <a:xfrm>
+                      <a:off x="0" y="0"/>
+                      <a:ext cx="5943600" cy="3311434"/>
+                    </a:xfrm>
+                    <a:prstGeom prst="rect"/>
+                  </pic:spPr>
+                </pic:pic>
+              </a:graphicData>
+            </a:graphic>
+          </wp:inline>
+        </w:drawing>
+      </w:r>
+    </w:p>
+    <w:p>
+      <w:pPr>
+        <w:jc w:val="center"/>
+      </w:pPr>
+      <w:r>
+        <w:rPr>
+          <w:i/>
+          <w:color w:val="555555"/>
+          <w:sz w:val="18"/>
+        </w:rPr>
+        <w:t>Figura 3. UML de secuencia: una interacción completa del usuario, del clic a la evidencia, el re-chequeo de novedad en vivo y el feedback persistido.</w:t>
       </w:r>
     </w:p>
     <w:p>
@@ -734,7 +625,7 @@
           <w:color w:val="4338CA"/>
           <w:sz w:val="24"/>
         </w:rPr>
-        <w:t>1.5 Tecnologías utilizadas</w:t>
+        <w:t>Sección 3 · Stack tecnológico</w:t>
       </w:r>
     </w:p>
     <w:tbl>
@@ -752,7 +643,7 @@
       <w:tr>
         <w:tc>
           <w:tcPr>
-            <w:tcW w:type="dxa" w:w="2448"/>
+            <w:tcW w:type="dxa" w:w="1584"/>
             <w:shd w:val="clear" w:color="auto" w:fill="312E81"/>
           </w:tcPr>
           <w:p>
@@ -762,13 +653,13 @@
                 <w:color w:val="FFFFFF"/>
                 <w:sz w:val="18"/>
               </w:rPr>
-              <w:t>Tecnología</w:t>
+              <w:t>Componente</w:t>
             </w:r>
           </w:p>
         </w:tc>
         <w:tc>
           <w:tcPr>
-            <w:tcW w:type="dxa" w:w="3024"/>
+            <w:tcW w:type="dxa" w:w="2736"/>
             <w:shd w:val="clear" w:color="auto" w:fill="312E81"/>
           </w:tcPr>
           <w:p>
@@ -778,13 +669,13 @@
                 <w:color w:val="FFFFFF"/>
                 <w:sz w:val="18"/>
               </w:rPr>
-              <w:t>Para qué</w:t>
+              <w:t>Tecnología / Herramienta</w:t>
             </w:r>
           </w:p>
         </w:tc>
         <w:tc>
           <w:tcPr>
-            <w:tcW w:type="dxa" w:w="4032"/>
+            <w:tcW w:type="dxa" w:w="5184"/>
             <w:shd w:val="clear" w:color="auto" w:fill="312E81"/>
           </w:tcPr>
           <w:p>
@@ -794,7 +685,7 @@
                 <w:color w:val="FFFFFF"/>
                 <w:sz w:val="18"/>
               </w:rPr>
-              <w:t>Por qué se eligió</w:t>
+              <w:t>Por qué se eligió esta y no otra</w:t>
             </w:r>
           </w:p>
         </w:tc>
@@ -802,40 +693,40 @@
       <w:tr>
         <w:tc>
           <w:tcPr>
-            <w:tcW w:type="dxa" w:w="2448"/>
+            <w:tcW w:type="dxa" w:w="1584"/>
           </w:tcPr>
           <w:p>
             <w:r>
               <w:rPr>
                 <w:sz w:val="18"/>
               </w:rPr>
-              <w:t>Python 3.12</w:t>
+              <w:t>Frontend</w:t>
             </w:r>
           </w:p>
         </w:tc>
         <w:tc>
           <w:tcPr>
-            <w:tcW w:type="dxa" w:w="3024"/>
+            <w:tcW w:type="dxa" w:w="2736"/>
           </w:tcPr>
           <w:p>
             <w:r>
               <w:rPr>
                 <w:sz w:val="18"/>
               </w:rPr>
-              <w:t>Todo el pipeline y la app</w:t>
+              <w:t>Streamlit</w:t>
             </w:r>
           </w:p>
         </w:tc>
         <w:tc>
           <w:tcPr>
-            <w:tcW w:type="dxa" w:w="4032"/>
+            <w:tcW w:type="dxa" w:w="5184"/>
           </w:tcPr>
           <w:p>
             <w:r>
               <w:rPr>
                 <w:sz w:val="18"/>
               </w:rPr>
-              <w:t>Lenguaje del ecosistema de datos; ya instalado.</w:t>
+              <w:t>React o HTML+JS exigían construir y hostear un backend aparte; Streamlit da la interfaz completa en Python puro, razonable para un equipo de una persona con plazo corto.</w:t>
             </w:r>
           </w:p>
         </w:tc>
@@ -843,8 +734,64 @@
       <w:tr>
         <w:tc>
           <w:tcPr>
-            <w:tcW w:type="dxa" w:w="2448"/>
+            <w:tcW w:type="dxa" w:w="1584"/>
             <w:shd w:val="clear" w:color="auto" w:fill="EEF2FF"/>
+          </w:tcPr>
+          <w:p>
+            <w:r>
+              <w:rPr>
+                <w:sz w:val="18"/>
+              </w:rPr>
+              <w:t>Backend</w:t>
+            </w:r>
+          </w:p>
+        </w:tc>
+        <w:tc>
+          <w:tcPr>
+            <w:tcW w:type="dxa" w:w="2736"/>
+            <w:shd w:val="clear" w:color="auto" w:fill="EEF2FF"/>
+          </w:tcPr>
+          <w:p>
+            <w:r>
+              <w:rPr>
+                <w:sz w:val="18"/>
+              </w:rPr>
+              <w:t>Python 3.12 (scripts de pipeline + la propia app)</w:t>
+            </w:r>
+          </w:p>
+        </w:tc>
+        <w:tc>
+          <w:tcPr>
+            <w:tcW w:type="dxa" w:w="5184"/>
+            <w:shd w:val="clear" w:color="auto" w:fill="EEF2FF"/>
+          </w:tcPr>
+          <w:p>
+            <w:r>
+              <w:rPr>
+                <w:sz w:val="18"/>
+              </w:rPr>
+              <w:t>No hay API propia que justifique FastAPI/Node: la app lee la base directamente. Menos piezas, menos superficie de falla.</w:t>
+            </w:r>
+          </w:p>
+        </w:tc>
+      </w:tr>
+      <w:tr>
+        <w:tc>
+          <w:tcPr>
+            <w:tcW w:type="dxa" w:w="1584"/>
+          </w:tcPr>
+          <w:p>
+            <w:r>
+              <w:rPr>
+                <w:sz w:val="18"/>
+              </w:rPr>
+              <w:t>Base de datos</w:t>
+            </w:r>
+          </w:p>
+        </w:tc>
+        <w:tc>
+          <w:tcPr>
+            <w:tcW w:type="dxa" w:w="2736"/>
           </w:tcPr>
           <w:p>
             <w:r>
@@ -857,7 +804,22 @@
         </w:tc>
         <w:tc>
           <w:tcPr>
-            <w:tcW w:type="dxa" w:w="3024"/>
+            <w:tcW w:type="dxa" w:w="5184"/>
+          </w:tcPr>
+          <w:p>
+            <w:r>
+              <w:rPr>
+                <w:sz w:val="18"/>
+              </w:rPr>
+              <w:t>Frente a Supabase/Firebase: no necesita servidor ni credenciales, y el archivo se versiona en git — la «memoria persistente» viaja con el repo y el deploy la lee tal cual.</w:t>
+            </w:r>
+          </w:p>
+        </w:tc>
+      </w:tr>
+      <w:tr>
+        <w:tc>
+          <w:tcPr>
+            <w:tcW w:type="dxa" w:w="1584"/>
             <w:shd w:val="clear" w:color="auto" w:fill="EEF2FF"/>
           </w:tcPr>
           <w:p>
@@ -865,13 +827,13 @@
               <w:rPr>
                 <w:sz w:val="18"/>
               </w:rPr>
-              <w:t>Corpus, grafo, hipótesis, feedback y logs</w:t>
+              <w:t>Modelo de IA</w:t>
             </w:r>
           </w:p>
         </w:tc>
         <w:tc>
           <w:tcPr>
-            <w:tcW w:type="dxa" w:w="4032"/>
+            <w:tcW w:type="dxa" w:w="2736"/>
             <w:shd w:val="clear" w:color="auto" w:fill="EEF2FF"/>
           </w:tcPr>
           <w:p>
@@ -879,7 +841,21 @@
               <w:rPr>
                 <w:sz w:val="18"/>
               </w:rPr>
-              <w:t>Un solo archivo versionable en git; sin servidor de base de datos que administrar ni exponer.</w:t>
+              <w:t>Qwen2.5-14B-Instruct local (llama.cpp, GGUF Q4_K_M)</w:t>
+            </w:r>
+          </w:p>
+        </w:tc>
+        <w:tc>
+          <w:tcPr>
+            <w:tcW w:type="dxa" w:w="5184"/>
+            <w:shd w:val="clear" w:color="auto" w:fill="EEF2FF"/>
+          </w:tcPr>
+          <w:p>
+            <w:r>
+              <w:rPr>
+                <w:sz w:val="18"/>
+              </w:rPr>
+              <w:t>Frente a GPT/Claude/Gemini por API: costo $0 para ~2.000 llamadas, datos que no salen de la máquina, y hace real la Parte 2. El costo oculto se midió: 17% de extracciones descartadas por verificación.</w:t>
             </w:r>
           </w:p>
         </w:tc>
@@ -887,40 +863,40 @@
       <w:tr>
         <w:tc>
           <w:tcPr>
-            <w:tcW w:type="dxa" w:w="2448"/>
+            <w:tcW w:type="dxa" w:w="1584"/>
           </w:tcPr>
           <w:p>
             <w:r>
               <w:rPr>
                 <w:sz w:val="18"/>
               </w:rPr>
-              <w:t>llama.cpp + Qwen2.5-14B (Q4_K_M)</w:t>
+              <w:t>Orquestación</w:t>
             </w:r>
           </w:p>
         </w:tc>
         <w:tc>
           <w:tcPr>
-            <w:tcW w:type="dxa" w:w="3024"/>
+            <w:tcW w:type="dxa" w:w="2736"/>
           </w:tcPr>
           <w:p>
             <w:r>
               <w:rPr>
                 <w:sz w:val="18"/>
               </w:rPr>
-              <w:t>Extracción, traducción y escéptico</w:t>
+              <w:t>Código propio (5 scripts secuenciales sobre SQLite)</w:t>
             </w:r>
           </w:p>
         </w:tc>
         <w:tc>
           <w:tcPr>
-            <w:tcW w:type="dxa" w:w="4032"/>
+            <w:tcW w:type="dxa" w:w="5184"/>
           </w:tcPr>
           <w:p>
             <w:r>
               <w:rPr>
                 <w:sz w:val="18"/>
               </w:rPr>
-              <w:t>LLM local en la GPU propia (RTX 5070 Ti): costo cero y datos que no salen de la máquina. Se recompiló con CUDA 13.1.</w:t>
+              <w:t>LangChain/n8n agregan abstracción y dependencias que un pipeline lineal de 5 pasos no necesita; el flujo queda legible y depurable.</w:t>
             </w:r>
           </w:p>
         </w:tc>
@@ -928,7 +904,7 @@
       <w:tr>
         <w:tc>
           <w:tcPr>
-            <w:tcW w:type="dxa" w:w="2448"/>
+            <w:tcW w:type="dxa" w:w="1584"/>
             <w:shd w:val="clear" w:color="auto" w:fill="EEF2FF"/>
           </w:tcPr>
           <w:p>
@@ -936,13 +912,13 @@
               <w:rPr>
                 <w:sz w:val="18"/>
               </w:rPr>
-              <w:t>Salida forzada por JSON Schema</w:t>
+              <w:t>Despliegue</w:t>
             </w:r>
           </w:p>
         </w:tc>
         <w:tc>
           <w:tcPr>
-            <w:tcW w:type="dxa" w:w="3024"/>
+            <w:tcW w:type="dxa" w:w="2736"/>
             <w:shd w:val="clear" w:color="auto" w:fill="EEF2FF"/>
           </w:tcPr>
           <w:p>
@@ -950,13 +926,13 @@
               <w:rPr>
                 <w:sz w:val="18"/>
               </w:rPr>
-              <w:t>Todas las llamadas al LLM</w:t>
+              <w:t>Streamlit Community Cloud</w:t>
             </w:r>
           </w:p>
         </w:tc>
         <w:tc>
           <w:tcPr>
-            <w:tcW w:type="dxa" w:w="4032"/>
+            <w:tcW w:type="dxa" w:w="5184"/>
             <w:shd w:val="clear" w:color="auto" w:fill="EEF2FF"/>
           </w:tcPr>
           <w:p>
@@ -964,7 +940,7 @@
               <w:rPr>
                 <w:sz w:val="18"/>
               </w:rPr>
-              <w:t>El modelo no puede responder fuera del formato; elimina el parseo frágil de texto libre.</w:t>
+              <w:t>Frente a Vercel/Render: gratuito, deploy directo desde GitHub y diseñado específicamente para apps Streamlit.</w:t>
             </w:r>
           </w:p>
         </w:tc>
@@ -972,40 +948,40 @@
       <w:tr>
         <w:tc>
           <w:tcPr>
-            <w:tcW w:type="dxa" w:w="2448"/>
+            <w:tcW w:type="dxa" w:w="1584"/>
           </w:tcPr>
           <w:p>
             <w:r>
               <w:rPr>
                 <w:sz w:val="18"/>
               </w:rPr>
-              <w:t>PubMed E-utilities</w:t>
+              <w:t>Datos externos</w:t>
             </w:r>
           </w:p>
         </w:tc>
         <w:tc>
           <w:tcPr>
-            <w:tcW w:type="dxa" w:w="3024"/>
+            <w:tcW w:type="dxa" w:w="2736"/>
           </w:tcPr>
           <w:p>
             <w:r>
               <w:rPr>
                 <w:sz w:val="18"/>
               </w:rPr>
-              <w:t>Descarga del corpus y chequeo de novedad</w:t>
+              <w:t>PubMed E-utilities (NCBI)</w:t>
             </w:r>
           </w:p>
         </w:tc>
         <w:tc>
           <w:tcPr>
-            <w:tcW w:type="dxa" w:w="4032"/>
+            <w:tcW w:type="dxa" w:w="5184"/>
           </w:tcPr>
           <w:p>
             <w:r>
               <w:rPr>
                 <w:sz w:val="18"/>
               </w:rPr>
-              <w:t>API oficial, gratuita y sin clave; incluye los términos MeSH usados para normalizar.</w:t>
+              <w:t>API oficial, gratuita y sin clave; además cada registro trae los términos MeSH que se usaron para normalizar entidades.</w:t>
             </w:r>
           </w:p>
         </w:tc>
@@ -1013,7 +989,7 @@
       <w:tr>
         <w:tc>
           <w:tcPr>
-            <w:tcW w:type="dxa" w:w="2448"/>
+            <w:tcW w:type="dxa" w:w="1584"/>
             <w:shd w:val="clear" w:color="auto" w:fill="EEF2FF"/>
           </w:tcPr>
           <w:p>
@@ -1021,13 +997,13 @@
               <w:rPr>
                 <w:sz w:val="18"/>
               </w:rPr>
-              <w:t>Streamlit + Community Cloud</w:t>
+              <w:t>Pruebas</w:t>
             </w:r>
           </w:p>
         </w:tc>
         <w:tc>
           <w:tcPr>
-            <w:tcW w:type="dxa" w:w="3024"/>
+            <w:tcW w:type="dxa" w:w="2736"/>
             <w:shd w:val="clear" w:color="auto" w:fill="EEF2FF"/>
           </w:tcPr>
           <w:p>
@@ -1035,13 +1011,13 @@
               <w:rPr>
                 <w:sz w:val="18"/>
               </w:rPr>
-              <w:t>Interfaz web publicada</w:t>
+              <w:t>AppTest (Streamlit) + verificación por corte temporal</w:t>
             </w:r>
           </w:p>
         </w:tc>
         <w:tc>
           <w:tcPr>
-            <w:tcW w:type="dxa" w:w="4032"/>
+            <w:tcW w:type="dxa" w:w="5184"/>
             <w:shd w:val="clear" w:color="auto" w:fill="EEF2FF"/>
           </w:tcPr>
           <w:p>
@@ -1049,92 +1025,7 @@
               <w:rPr>
                 <w:sz w:val="18"/>
               </w:rPr>
-              <w:t>Framework simple en Python; hosting gratuito con deploy directo desde GitHub.</w:t>
-            </w:r>
-          </w:p>
-        </w:tc>
-      </w:tr>
-      <w:tr>
-        <w:tc>
-          <w:tcPr>
-            <w:tcW w:type="dxa" w:w="2448"/>
-          </w:tcPr>
-          <w:p>
-            <w:r>
-              <w:rPr>
-                <w:sz w:val="18"/>
-              </w:rPr>
-              <w:t>GitHub</w:t>
-            </w:r>
-          </w:p>
-        </w:tc>
-        <w:tc>
-          <w:tcPr>
-            <w:tcW w:type="dxa" w:w="3024"/>
-          </w:tcPr>
-          <w:p>
-            <w:r>
-              <w:rPr>
-                <w:sz w:val="18"/>
-              </w:rPr>
-              <w:t>Código, datos, informe y despliegue</w:t>
-            </w:r>
-          </w:p>
-        </w:tc>
-        <w:tc>
-          <w:tcPr>
-            <w:tcW w:type="dxa" w:w="4032"/>
-          </w:tcPr>
-          <w:p>
-            <w:r>
-              <w:rPr>
-                <w:sz w:val="18"/>
-              </w:rPr>
-              <w:t>Repositorio público exigido por la consigna; origen del deploy.</w:t>
-            </w:r>
-          </w:p>
-        </w:tc>
-      </w:tr>
-      <w:tr>
-        <w:tc>
-          <w:tcPr>
-            <w:tcW w:type="dxa" w:w="2448"/>
-            <w:shd w:val="clear" w:color="auto" w:fill="EEF2FF"/>
-          </w:tcPr>
-          <w:p>
-            <w:r>
-              <w:rPr>
-                <w:sz w:val="18"/>
-              </w:rPr>
-              <w:t xml:space="preserve">AppTest (Streamlit) </w:t>
-            </w:r>
-          </w:p>
-        </w:tc>
-        <w:tc>
-          <w:tcPr>
-            <w:tcW w:type="dxa" w:w="3024"/>
-            <w:shd w:val="clear" w:color="auto" w:fill="EEF2FF"/>
-          </w:tcPr>
-          <w:p>
-            <w:r>
-              <w:rPr>
-                <w:sz w:val="18"/>
-              </w:rPr>
-              <w:t>Prueba automatizada de la app</w:t>
-            </w:r>
-          </w:p>
-        </w:tc>
-        <w:tc>
-          <w:tcPr>
-            <w:tcW w:type="dxa" w:w="4032"/>
-            <w:shd w:val="clear" w:color="auto" w:fill="EEF2FF"/>
-          </w:tcPr>
-          <w:p>
-            <w:r>
-              <w:rPr>
-                <w:sz w:val="18"/>
-              </w:rPr>
-              <w:t>Ejecuta la app completa sin navegador; detectó un error real antes del deploy.</w:t>
+              <w:t>AppTest ejecuta la app completa sin navegador (detectó un bug real antes del deploy); el corte temporal es la evaluación estándar del área para sistemas de descubrimiento.</w:t>
             </w:r>
           </w:p>
         </w:tc>
@@ -1155,8 +1046,241 @@
           <w:color w:val="4338CA"/>
           <w:sz w:val="24"/>
         </w:rPr>
-        <w:t>1.6 Capturas de la aplicación</w:t>
+        <w:t>Sección 4 · Evidencia de funcionamiento</w:t>
       </w:r>
+    </w:p>
+    <w:p>
+      <w:r>
+        <w:rPr>
+          <w:i w:val="0"/>
+        </w:rPr>
+        <w:t>El resultado central, verificable en la app publicada:</w:t>
+      </w:r>
+    </w:p>
+    <w:tbl>
+      <w:tblPr>
+        <w:tblStyle w:val="TableGrid"/>
+        <w:tblW w:type="auto" w:w="0"/>
+        <w:jc w:val="center"/>
+        <w:tblLook w:firstColumn="1" w:firstRow="1" w:lastColumn="0" w:lastRow="0" w:noHBand="0" w:noVBand="1" w:val="04A0"/>
+      </w:tblPr>
+      <w:tblGrid>
+        <w:gridCol w:w="4320"/>
+        <w:gridCol w:w="4320"/>
+      </w:tblGrid>
+      <w:tr>
+        <w:tc>
+          <w:tcPr>
+            <w:tcW w:type="dxa" w:w="6048"/>
+            <w:shd w:val="clear" w:color="auto" w:fill="312E81"/>
+          </w:tcPr>
+          <w:p>
+            <w:r>
+              <w:rPr>
+                <w:b/>
+                <w:color w:val="FFFFFF"/>
+                <w:sz w:val="18"/>
+              </w:rPr>
+              <w:t>Verificación</w:t>
+            </w:r>
+          </w:p>
+        </w:tc>
+        <w:tc>
+          <w:tcPr>
+            <w:tcW w:type="dxa" w:w="3456"/>
+            <w:shd w:val="clear" w:color="auto" w:fill="312E81"/>
+          </w:tcPr>
+          <w:p>
+            <w:r>
+              <w:rPr>
+                <w:b/>
+                <w:color w:val="FFFFFF"/>
+                <w:sz w:val="18"/>
+              </w:rPr>
+              <w:t>Valor</w:t>
+            </w:r>
+          </w:p>
+        </w:tc>
+      </w:tr>
+      <w:tr>
+        <w:tc>
+          <w:tcPr>
+            <w:tcW w:type="dxa" w:w="6048"/>
+          </w:tcPr>
+          <w:p>
+            <w:r>
+              <w:rPr>
+                <w:sz w:val="18"/>
+              </w:rPr>
+              <w:t>Hipótesis «sglt2 inhibition ⇒ heart failure» (sentido opuesto = posible beneficio)</w:t>
+            </w:r>
+          </w:p>
+        </w:tc>
+        <w:tc>
+          <w:tcPr>
+            <w:tcW w:type="dxa" w:w="3456"/>
+          </w:tcPr>
+          <w:p>
+            <w:r>
+              <w:rPr>
+                <w:sz w:val="18"/>
+              </w:rPr>
+              <w:t>Puesto 13 de 772 generadas</w:t>
+            </w:r>
+          </w:p>
+        </w:tc>
+      </w:tr>
+      <w:tr>
+        <w:tc>
+          <w:tcPr>
+            <w:tcW w:type="dxa" w:w="6048"/>
+            <w:shd w:val="clear" w:color="auto" w:fill="EEF2FF"/>
+          </w:tcPr>
+          <w:p>
+            <w:r>
+              <w:rPr>
+                <w:sz w:val="18"/>
+              </w:rPr>
+              <w:t>Corpus del sistema</w:t>
+            </w:r>
+          </w:p>
+        </w:tc>
+        <w:tc>
+          <w:tcPr>
+            <w:tcW w:type="dxa" w:w="3456"/>
+            <w:shd w:val="clear" w:color="auto" w:fill="EEF2FF"/>
+          </w:tcPr>
+          <w:p>
+            <w:r>
+              <w:rPr>
+                <w:sz w:val="18"/>
+              </w:rPr>
+              <w:t>Solo papers anteriores a 2013 (1.987, con corte estricto verificado)</w:t>
+            </w:r>
+          </w:p>
+        </w:tc>
+      </w:tr>
+      <w:tr>
+        <w:tc>
+          <w:tcPr>
+            <w:tcW w:type="dxa" w:w="6048"/>
+          </w:tcPr>
+          <w:p>
+            <w:r>
+              <w:rPr>
+                <w:sz w:val="18"/>
+              </w:rPr>
+              <w:t>Papers en PubMed que mencionaban ambos términos hasta 2013</w:t>
+            </w:r>
+          </w:p>
+        </w:tc>
+        <w:tc>
+          <w:tcPr>
+            <w:tcW w:type="dxa" w:w="3456"/>
+          </w:tcPr>
+          <w:p>
+            <w:r>
+              <w:rPr>
+                <w:sz w:val="18"/>
+              </w:rPr>
+              <w:t>0</w:t>
+            </w:r>
+          </w:p>
+        </w:tc>
+      </w:tr>
+      <w:tr>
+        <w:tc>
+          <w:tcPr>
+            <w:tcW w:type="dxa" w:w="6048"/>
+            <w:shd w:val="clear" w:color="auto" w:fill="EEF2FF"/>
+          </w:tcPr>
+          <w:p>
+            <w:r>
+              <w:rPr>
+                <w:sz w:val="18"/>
+              </w:rPr>
+              <w:t>Papers que los mencionan hoy (2026)</w:t>
+            </w:r>
+          </w:p>
+        </w:tc>
+        <w:tc>
+          <w:tcPr>
+            <w:tcW w:type="dxa" w:w="3456"/>
+            <w:shd w:val="clear" w:color="auto" w:fill="EEF2FF"/>
+          </w:tcPr>
+          <w:p>
+            <w:r>
+              <w:rPr>
+                <w:sz w:val="18"/>
+              </w:rPr>
+              <w:t>225</w:t>
+            </w:r>
+          </w:p>
+        </w:tc>
+      </w:tr>
+      <w:tr>
+        <w:tc>
+          <w:tcPr>
+            <w:tcW w:type="dxa" w:w="6048"/>
+          </w:tcPr>
+          <w:p>
+            <w:r>
+              <w:rPr>
+                <w:sz w:val="18"/>
+              </w:rPr>
+              <w:t>Señal complementaria</w:t>
+            </w:r>
+          </w:p>
+        </w:tc>
+        <w:tc>
+          <w:tcPr>
+            <w:tcW w:type="dxa" w:w="3456"/>
+          </w:tcPr>
+          <w:p>
+            <w:r>
+              <w:rPr>
+                <w:sz w:val="18"/>
+              </w:rPr>
+              <w:t>Las 3 primeras hipótesis del ranking: SGLT2 actúa como captopril, furosemida y tolvaptán — los fármacos del tratamiento de la insuficiencia cardíaca</w:t>
+            </w:r>
+          </w:p>
+        </w:tc>
+      </w:tr>
+      <w:tr>
+        <w:tc>
+          <w:tcPr>
+            <w:tcW w:type="dxa" w:w="6048"/>
+            <w:shd w:val="clear" w:color="auto" w:fill="EEF2FF"/>
+          </w:tcPr>
+          <w:p>
+            <w:r>
+              <w:rPr>
+                <w:sz w:val="18"/>
+              </w:rPr>
+              <w:t>Veredicto del agente escéptico</w:t>
+            </w:r>
+          </w:p>
+        </w:tc>
+        <w:tc>
+          <w:tcPr>
+            <w:tcW w:type="dxa" w:w="3456"/>
+            <w:shd w:val="clear" w:color="auto" w:fill="EEF2FF"/>
+          </w:tcPr>
+          <w:p>
+            <w:r>
+              <w:rPr>
+                <w:sz w:val="18"/>
+              </w:rPr>
+              <w:t>«Dudosa»: aceptó los puentes de hipertensión y diabetes, atacó uno mal extraído. Con la evidencia de 2013, es el veredicto correcto</w:t>
+            </w:r>
+          </w:p>
+        </w:tc>
+      </w:tr>
+    </w:tbl>
+    <w:p>
+      <w:pPr>
+        <w:spacing w:after="40"/>
+      </w:pPr>
     </w:p>
     <w:p>
       <w:pPr>
@@ -1166,8 +1290,8 @@
       <w:r>
         <w:drawing>
           <wp:inline xmlns:a="http://schemas.openxmlformats.org/drawingml/2006/main" xmlns:pic="http://schemas.openxmlformats.org/drawingml/2006/picture">
-            <wp:extent cx="5852160" cy="3706368"/>
-            <wp:docPr id="3" name="Picture 3"/>
+            <wp:extent cx="5760720" cy="3648456"/>
+            <wp:docPr id="4" name="Picture 4"/>
             <wp:cNvGraphicFramePr>
               <a:graphicFrameLocks noChangeAspect="1"/>
             </wp:cNvGraphicFramePr>
@@ -1179,7 +1303,7 @@
                     <pic:cNvPicPr/>
                   </pic:nvPicPr>
                   <pic:blipFill>
-                    <a:blip r:embed="rId11"/>
+                    <a:blip r:embed="rId12"/>
                     <a:stretch>
                       <a:fillRect/>
                     </a:stretch>
@@ -1187,7 +1311,7 @@
                   <pic:spPr>
                     <a:xfrm>
                       <a:off x="0" y="0"/>
-                      <a:ext cx="5852160" cy="3706368"/>
+                      <a:ext cx="5760720" cy="3648456"/>
                     </a:xfrm>
                     <a:prstGeom prst="rect"/>
                   </pic:spPr>
@@ -1208,7 +1332,7 @@
           <w:color w:val="555555"/>
           <w:sz w:val="18"/>
         </w:rPr>
-        <w:t>Figura 3. Vista general: métricas del experimento, filtros y lista de hipótesis con el ícono del veredicto del escéptico.</w:t>
+        <w:t>Captura 1 — Pantalla principal: métricas del experimento, filtros y lista de hipótesis con el veredicto del escéptico.</w:t>
       </w:r>
     </w:p>
     <w:p>
@@ -1219,8 +1343,8 @@
       <w:r>
         <w:drawing>
           <wp:inline xmlns:a="http://schemas.openxmlformats.org/drawingml/2006/main" xmlns:pic="http://schemas.openxmlformats.org/drawingml/2006/picture">
-            <wp:extent cx="5852160" cy="5462016"/>
-            <wp:docPr id="4" name="Picture 4"/>
+            <wp:extent cx="5760720" cy="5376672"/>
+            <wp:docPr id="5" name="Picture 5"/>
             <wp:cNvGraphicFramePr>
               <a:graphicFrameLocks noChangeAspect="1"/>
             </wp:cNvGraphicFramePr>
@@ -1232,7 +1356,7 @@
                     <pic:cNvPicPr/>
                   </pic:nvPicPr>
                   <pic:blipFill>
-                    <a:blip r:embed="rId12"/>
+                    <a:blip r:embed="rId13"/>
                     <a:stretch>
                       <a:fillRect/>
                     </a:stretch>
@@ -1240,7 +1364,7 @@
                   <pic:spPr>
                     <a:xfrm>
                       <a:off x="0" y="0"/>
-                      <a:ext cx="5852160" cy="5462016"/>
+                      <a:ext cx="5760720" cy="5376672"/>
                     </a:xfrm>
                     <a:prstGeom prst="rect"/>
                   </pic:spPr>
@@ -1261,7 +1385,60 @@
           <w:color w:val="555555"/>
           <w:sz w:val="18"/>
         </w:rPr>
-        <w:t>Figura 4. Detalle de la hipótesis redescubierta: novedad (0 artículos pre-2014, 225 hoy), veredicto del escéptico con argumentos a favor y en contra, y puentes con su evidencia trazable (enlaces a PubMed).</w:t>
+        <w:t>Captura 2 — Flujo principal de uso: el usuario elige una hipótesis y obtiene el output de la IA — novedad (0 pre-2014, 225 hoy), veredicto con argumentos, y puentes con evidencia enlazada a PubMed.</w:t>
+      </w:r>
+    </w:p>
+    <w:p>
+      <w:pPr>
+        <w:spacing w:before="120"/>
+        <w:jc w:val="center"/>
+      </w:pPr>
+      <w:r>
+        <w:drawing>
+          <wp:inline xmlns:a="http://schemas.openxmlformats.org/drawingml/2006/main" xmlns:pic="http://schemas.openxmlformats.org/drawingml/2006/picture">
+            <wp:extent cx="5760720" cy="3840480"/>
+            <wp:docPr id="6" name="Picture 6"/>
+            <wp:cNvGraphicFramePr>
+              <a:graphicFrameLocks noChangeAspect="1"/>
+            </wp:cNvGraphicFramePr>
+            <a:graphic>
+              <a:graphicData uri="http://schemas.openxmlformats.org/drawingml/2006/picture">
+                <pic:pic>
+                  <pic:nvPicPr>
+                    <pic:cNvPr id="0" name="03_produccion.png"/>
+                    <pic:cNvPicPr/>
+                  </pic:nvPicPr>
+                  <pic:blipFill>
+                    <a:blip r:embed="rId14"/>
+                    <a:stretch>
+                      <a:fillRect/>
+                    </a:stretch>
+                  </pic:blipFill>
+                  <pic:spPr>
+                    <a:xfrm>
+                      <a:off x="0" y="0"/>
+                      <a:ext cx="5760720" cy="3840480"/>
+                    </a:xfrm>
+                    <a:prstGeom prst="rect"/>
+                  </pic:spPr>
+                </pic:pic>
+              </a:graphicData>
+            </a:graphic>
+          </wp:inline>
+        </w:drawing>
+      </w:r>
+    </w:p>
+    <w:p>
+      <w:pPr>
+        <w:jc w:val="center"/>
+      </w:pPr>
+      <w:r>
+        <w:rPr>
+          <w:i/>
+          <w:color w:val="555555"/>
+          <w:sz w:val="18"/>
+        </w:rPr>
+        <w:t>Captura 3 — La aplicación corriendo en producción (Streamlit Community Cloud), evaluando una hipótesis refutada por el escéptico.</w:t>
       </w:r>
     </w:p>
     <w:p>
@@ -1274,7 +1451,7 @@
           <w:color w:val="4338CA"/>
           <w:sz w:val="24"/>
         </w:rPr>
-        <w:t>1.7 Registro de una sesión real de uso</w:t>
+        <w:t>Registro de una sesión real</w:t>
       </w:r>
     </w:p>
     <w:p>
@@ -1282,7 +1459,7 @@
         <w:rPr>
           <w:i w:val="0"/>
         </w:rPr>
-        <w:t>La aplicación registra automáticamente cada interacción en la tabla registro_uso de la base (es, además, la evidencia de uso que pide esta sección). Extracto real:</w:t>
+        <w:t>La app registra cada interacción en la tabla registro_uso de la base. Extracto real (ejecución completa con los datos reales del corpus):</w:t>
       </w:r>
     </w:p>
     <w:p>
@@ -1327,7 +1504,7 @@
           <w:color w:val="555555"/>
           <w:sz w:val="20"/>
         </w:rPr>
-        <w:t>Las entradas «ver:» corresponden a la apertura del detalle de una hipótesis; también se registran los re-chequeos de novedad y el feedback (prometedora / descartada / conocida), que queda persistido y no vuelve a preguntar en visitas futuras.</w:t>
+        <w:t>Las entradas «ver:» son aperturas del detalle de una hipótesis; también se registran los re-chequeos de novedad en vivo y el feedback del usuario.</w:t>
       </w:r>
     </w:p>
     <w:p>
@@ -1340,15 +1517,18 @@
           <w:color w:val="4338CA"/>
           <w:sz w:val="24"/>
         </w:rPr>
-        <w:t>1.8 Autoevaluación UX/UI — heurísticas de Nielsen</w:t>
+        <w:t>Sección 5 · Evaluación UX/UI</w:t>
       </w:r>
     </w:p>
     <w:p>
+      <w:pPr>
+        <w:spacing w:after="40"/>
+      </w:pPr>
       <w:r>
         <w:rPr>
           <w:i w:val="0"/>
         </w:rPr>
-        <w:t>Público objetivo: un investigador o docente que quiere explorar hipótesis y juzgar su evidencia. Evaluación honesta de la interfaz actual:</w:t>
+        <w:t>5.1 — Heurísticas de Nielsen aplicadas al proyecto:</w:t>
       </w:r>
     </w:p>
     <w:tbl>
@@ -1359,13 +1539,14 @@
         <w:tblLook w:firstColumn="1" w:firstRow="1" w:lastColumn="0" w:lastRow="0" w:noHBand="0" w:noVBand="1" w:val="04A0"/>
       </w:tblPr>
       <w:tblGrid>
-        <w:gridCol w:w="4320"/>
-        <w:gridCol w:w="4320"/>
+        <w:gridCol w:w="2880"/>
+        <w:gridCol w:w="2880"/>
+        <w:gridCol w:w="2880"/>
       </w:tblGrid>
       <w:tr>
         <w:tc>
           <w:tcPr>
-            <w:tcW w:type="dxa" w:w="2736"/>
+            <w:tcW w:type="dxa" w:w="2448"/>
             <w:shd w:val="clear" w:color="auto" w:fill="312E81"/>
           </w:tcPr>
           <w:p>
@@ -1381,7 +1562,7 @@
         </w:tc>
         <w:tc>
           <w:tcPr>
-            <w:tcW w:type="dxa" w:w="6768"/>
+            <w:tcW w:type="dxa" w:w="1008"/>
             <w:shd w:val="clear" w:color="auto" w:fill="312E81"/>
           </w:tcPr>
           <w:p>
@@ -1391,7 +1572,23 @@
                 <w:color w:val="FFFFFF"/>
                 <w:sz w:val="18"/>
               </w:rPr>
-              <w:t>Evaluación</w:t>
+              <w:t>¿Cumple?</w:t>
+            </w:r>
+          </w:p>
+        </w:tc>
+        <w:tc>
+          <w:tcPr>
+            <w:tcW w:type="dxa" w:w="6048"/>
+            <w:shd w:val="clear" w:color="auto" w:fill="312E81"/>
+          </w:tcPr>
+          <w:p>
+            <w:r>
+              <w:rPr>
+                <w:b/>
+                <w:color w:val="FFFFFF"/>
+                <w:sz w:val="18"/>
+              </w:rPr>
+              <w:t>Evidencia / Observación</w:t>
             </w:r>
           </w:p>
         </w:tc>
@@ -1399,27 +1596,40 @@
       <w:tr>
         <w:tc>
           <w:tcPr>
-            <w:tcW w:type="dxa" w:w="2736"/>
+            <w:tcW w:type="dxa" w:w="2448"/>
           </w:tcPr>
           <w:p>
             <w:r>
               <w:rPr>
                 <w:sz w:val="18"/>
               </w:rPr>
-              <w:t>1. Visibilidad del estado</w:t>
+              <w:t>Visibilidad del estado del sistema</w:t>
             </w:r>
           </w:p>
         </w:tc>
         <w:tc>
           <w:tcPr>
-            <w:tcW w:type="dxa" w:w="6768"/>
+            <w:tcW w:type="dxa" w:w="1008"/>
           </w:tcPr>
           <w:p>
             <w:r>
               <w:rPr>
                 <w:sz w:val="18"/>
               </w:rPr>
-              <w:t>Bien: métricas siempre visibles; spinners de Streamlit durante cargas; el feedback muestra la marca guardada.</w:t>
+              <w:t>Sí</w:t>
+            </w:r>
+          </w:p>
+        </w:tc>
+        <w:tc>
+          <w:tcPr>
+            <w:tcW w:type="dxa" w:w="6048"/>
+          </w:tcPr>
+          <w:p>
+            <w:r>
+              <w:rPr>
+                <w:sz w:val="18"/>
+              </w:rPr>
+              <w:t>Métricas del corpus siempre visibles; indicadores de carga; el feedback guardado se muestra al volver a la hipótesis.</w:t>
             </w:r>
           </w:p>
         </w:tc>
@@ -1427,7 +1637,7 @@
       <w:tr>
         <w:tc>
           <w:tcPr>
-            <w:tcW w:type="dxa" w:w="2736"/>
+            <w:tcW w:type="dxa" w:w="2448"/>
             <w:shd w:val="clear" w:color="auto" w:fill="EEF2FF"/>
           </w:tcPr>
           <w:p>
@@ -1435,13 +1645,13 @@
               <w:rPr>
                 <w:sz w:val="18"/>
               </w:rPr>
-              <w:t>2. Coincidencia con el mundo real</w:t>
+              <w:t>Coincidencia con el mundo real</w:t>
             </w:r>
           </w:p>
         </w:tc>
         <w:tc>
           <w:tcPr>
-            <w:tcW w:type="dxa" w:w="6768"/>
+            <w:tcW w:type="dxa" w:w="1008"/>
             <w:shd w:val="clear" w:color="auto" w:fill="EEF2FF"/>
           </w:tcPr>
           <w:p>
@@ -1449,7 +1659,21 @@
               <w:rPr>
                 <w:sz w:val="18"/>
               </w:rPr>
-              <w:t>Parcial: la interfaz está en español pero las entidades científicas quedan en inglés (decisión de normalización con MeSH). Para el público objetivo —que lee papers en inglés— es aceptable; para un público general no lo sería.</w:t>
+              <w:t>Parcial</w:t>
+            </w:r>
+          </w:p>
+        </w:tc>
+        <w:tc>
+          <w:tcPr>
+            <w:tcW w:type="dxa" w:w="6048"/>
+            <w:shd w:val="clear" w:color="auto" w:fill="EEF2FF"/>
+          </w:tcPr>
+          <w:p>
+            <w:r>
+              <w:rPr>
+                <w:sz w:val="18"/>
+              </w:rPr>
+              <w:t>La interfaz está en español pero las entidades científicas quedan en inglés (decisión de normalización con MeSH). Para el público objetivo —que lee papers en inglés— es natural; para público general no lo sería.</w:t>
             </w:r>
           </w:p>
         </w:tc>
@@ -1457,27 +1681,40 @@
       <w:tr>
         <w:tc>
           <w:tcPr>
-            <w:tcW w:type="dxa" w:w="2736"/>
+            <w:tcW w:type="dxa" w:w="2448"/>
           </w:tcPr>
           <w:p>
             <w:r>
               <w:rPr>
                 <w:sz w:val="18"/>
               </w:rPr>
-              <w:t>3. Control y libertad del usuario</w:t>
+              <w:t>Control y libertad del usuario</w:t>
             </w:r>
           </w:p>
         </w:tc>
         <w:tc>
           <w:tcPr>
-            <w:tcW w:type="dxa" w:w="6768"/>
+            <w:tcW w:type="dxa" w:w="1008"/>
           </w:tcPr>
           <w:p>
             <w:r>
               <w:rPr>
                 <w:sz w:val="18"/>
               </w:rPr>
-              <w:t>Parcial: el feedback se puede cambiar (sobrescribe), pero no hay un «deshacer» explícito ni forma de limpiar filtros de un clic.</w:t>
+              <w:t>Parcial</w:t>
+            </w:r>
+          </w:p>
+        </w:tc>
+        <w:tc>
+          <w:tcPr>
+            <w:tcW w:type="dxa" w:w="6048"/>
+          </w:tcPr>
+          <w:p>
+            <w:r>
+              <w:rPr>
+                <w:sz w:val="18"/>
+              </w:rPr>
+              <w:t>El feedback puede cambiarse (sobrescribe), pero no hay «deshacer» explícito ni limpieza de filtros en un clic.</w:t>
             </w:r>
           </w:p>
         </w:tc>
@@ -1485,7 +1722,7 @@
       <w:tr>
         <w:tc>
           <w:tcPr>
-            <w:tcW w:type="dxa" w:w="2736"/>
+            <w:tcW w:type="dxa" w:w="2448"/>
             <w:shd w:val="clear" w:color="auto" w:fill="EEF2FF"/>
           </w:tcPr>
           <w:p>
@@ -1493,13 +1730,13 @@
               <w:rPr>
                 <w:sz w:val="18"/>
               </w:rPr>
-              <w:t>4. Consistencia y estándares</w:t>
+              <w:t>Consistencia y estándares</w:t>
             </w:r>
           </w:p>
         </w:tc>
         <w:tc>
           <w:tcPr>
-            <w:tcW w:type="dxa" w:w="6768"/>
+            <w:tcW w:type="dxa" w:w="1008"/>
             <w:shd w:val="clear" w:color="auto" w:fill="EEF2FF"/>
           </w:tcPr>
           <w:p>
@@ -1507,7 +1744,21 @@
               <w:rPr>
                 <w:sz w:val="18"/>
               </w:rPr>
-              <w:t>Bien: iconografía uniforme (✅🤔❌), mismo patrón de tarjetas y expansores en toda la app.</w:t>
+              <w:t>Sí</w:t>
+            </w:r>
+          </w:p>
+        </w:tc>
+        <w:tc>
+          <w:tcPr>
+            <w:tcW w:type="dxa" w:w="6048"/>
+            <w:shd w:val="clear" w:color="auto" w:fill="EEF2FF"/>
+          </w:tcPr>
+          <w:p>
+            <w:r>
+              <w:rPr>
+                <w:sz w:val="18"/>
+              </w:rPr>
+              <w:t>Iconografía uniforme (✅🤔❌), mismo patrón de tarjetas y expansores en toda la app.</w:t>
             </w:r>
           </w:p>
         </w:tc>
@@ -1515,27 +1766,40 @@
       <w:tr>
         <w:tc>
           <w:tcPr>
-            <w:tcW w:type="dxa" w:w="2736"/>
+            <w:tcW w:type="dxa" w:w="2448"/>
           </w:tcPr>
           <w:p>
             <w:r>
               <w:rPr>
                 <w:sz w:val="18"/>
               </w:rPr>
-              <w:t>5. Prevención de errores</w:t>
+              <w:t>Prevención de errores</w:t>
             </w:r>
           </w:p>
         </w:tc>
         <w:tc>
           <w:tcPr>
-            <w:tcW w:type="dxa" w:w="6768"/>
+            <w:tcW w:type="dxa" w:w="1008"/>
           </w:tcPr>
           <w:p>
             <w:r>
               <w:rPr>
                 <w:sz w:val="18"/>
               </w:rPr>
-              <w:t>Bien: no hay entradas de texto libre; todo es selección. El re-chequeo de novedad maneja el error de red con un mensaje.</w:t>
+              <w:t>Sí</w:t>
+            </w:r>
+          </w:p>
+        </w:tc>
+        <w:tc>
+          <w:tcPr>
+            <w:tcW w:type="dxa" w:w="6048"/>
+          </w:tcPr>
+          <w:p>
+            <w:r>
+              <w:rPr>
+                <w:sz w:val="18"/>
+              </w:rPr>
+              <w:t>No hay entrada de texto libre: todo es selección; el chequeo en vivo maneja el fallo de red con un mensaje.</w:t>
             </w:r>
           </w:p>
         </w:tc>
@@ -1543,7 +1807,7 @@
       <w:tr>
         <w:tc>
           <w:tcPr>
-            <w:tcW w:type="dxa" w:w="2736"/>
+            <w:tcW w:type="dxa" w:w="2448"/>
             <w:shd w:val="clear" w:color="auto" w:fill="EEF2FF"/>
           </w:tcPr>
           <w:p>
@@ -1551,13 +1815,13 @@
               <w:rPr>
                 <w:sz w:val="18"/>
               </w:rPr>
-              <w:t>6. Reconocimiento antes que recuerdo</w:t>
+              <w:t>Reconocimiento antes que recuerdo</w:t>
             </w:r>
           </w:p>
         </w:tc>
         <w:tc>
           <w:tcPr>
-            <w:tcW w:type="dxa" w:w="6768"/>
+            <w:tcW w:type="dxa" w:w="1008"/>
             <w:shd w:val="clear" w:color="auto" w:fill="EEF2FF"/>
           </w:tcPr>
           <w:p>
@@ -1565,7 +1829,21 @@
               <w:rPr>
                 <w:sz w:val="18"/>
               </w:rPr>
-              <w:t>Bien: cada hipótesis muestra su cadena completa y su evidencia; no hay códigos que memorizar.</w:t>
+              <w:t>Sí</w:t>
+            </w:r>
+          </w:p>
+        </w:tc>
+        <w:tc>
+          <w:tcPr>
+            <w:tcW w:type="dxa" w:w="6048"/>
+            <w:shd w:val="clear" w:color="auto" w:fill="EEF2FF"/>
+          </w:tcPr>
+          <w:p>
+            <w:r>
+              <w:rPr>
+                <w:sz w:val="18"/>
+              </w:rPr>
+              <w:t>Cada hipótesis muestra su cadena completa, evidencia y fuentes; no hay códigos ni estados que memorizar.</w:t>
             </w:r>
           </w:p>
         </w:tc>
@@ -1573,27 +1851,40 @@
       <w:tr>
         <w:tc>
           <w:tcPr>
-            <w:tcW w:type="dxa" w:w="2736"/>
+            <w:tcW w:type="dxa" w:w="2448"/>
           </w:tcPr>
           <w:p>
             <w:r>
               <w:rPr>
                 <w:sz w:val="18"/>
               </w:rPr>
-              <w:t>7. Flexibilidad y eficiencia</w:t>
+              <w:t>Flexibilidad y eficiencia de uso</w:t>
             </w:r>
           </w:p>
         </w:tc>
         <w:tc>
           <w:tcPr>
-            <w:tcW w:type="dxa" w:w="6768"/>
+            <w:tcW w:type="dxa" w:w="1008"/>
           </w:tcPr>
           <w:p>
             <w:r>
               <w:rPr>
                 <w:sz w:val="18"/>
               </w:rPr>
-              <w:t>Bien: enlaces directos ?hip=id para compartir una hipótesis; filtros para usuarios avanzados.</w:t>
+              <w:t>Sí</w:t>
+            </w:r>
+          </w:p>
+        </w:tc>
+        <w:tc>
+          <w:tcPr>
+            <w:tcW w:type="dxa" w:w="6048"/>
+          </w:tcPr>
+          <w:p>
+            <w:r>
+              <w:rPr>
+                <w:sz w:val="18"/>
+              </w:rPr>
+              <w:t>Enlaces directos ?hip=id para compartir una hipótesis puntual; filtros para usuarios avanzados.</w:t>
             </w:r>
           </w:p>
         </w:tc>
@@ -1601,7 +1892,7 @@
       <w:tr>
         <w:tc>
           <w:tcPr>
-            <w:tcW w:type="dxa" w:w="2736"/>
+            <w:tcW w:type="dxa" w:w="2448"/>
             <w:shd w:val="clear" w:color="auto" w:fill="EEF2FF"/>
           </w:tcPr>
           <w:p>
@@ -1609,13 +1900,13 @@
               <w:rPr>
                 <w:sz w:val="18"/>
               </w:rPr>
-              <w:t>8. Diseño minimalista</w:t>
+              <w:t>Diseño estético y minimalista</w:t>
             </w:r>
           </w:p>
         </w:tc>
         <w:tc>
           <w:tcPr>
-            <w:tcW w:type="dxa" w:w="6768"/>
+            <w:tcW w:type="dxa" w:w="1008"/>
             <w:shd w:val="clear" w:color="auto" w:fill="EEF2FF"/>
           </w:tcPr>
           <w:p>
@@ -1623,7 +1914,21 @@
               <w:rPr>
                 <w:sz w:val="18"/>
               </w:rPr>
-              <w:t>Bien: dos filtros, una lista y un detalle; sin funciones decorativas.</w:t>
+              <w:t>Sí</w:t>
+            </w:r>
+          </w:p>
+        </w:tc>
+        <w:tc>
+          <w:tcPr>
+            <w:tcW w:type="dxa" w:w="6048"/>
+            <w:shd w:val="clear" w:color="auto" w:fill="EEF2FF"/>
+          </w:tcPr>
+          <w:p>
+            <w:r>
+              <w:rPr>
+                <w:sz w:val="18"/>
+              </w:rPr>
+              <w:t>Dos filtros, una lista y un panel de detalle; sin elementos decorativos.</w:t>
             </w:r>
           </w:p>
         </w:tc>
@@ -1631,27 +1936,40 @@
       <w:tr>
         <w:tc>
           <w:tcPr>
-            <w:tcW w:type="dxa" w:w="2736"/>
+            <w:tcW w:type="dxa" w:w="2448"/>
           </w:tcPr>
           <w:p>
             <w:r>
               <w:rPr>
                 <w:sz w:val="18"/>
               </w:rPr>
-              <w:t>9. Ayudar a reconocer y recuperarse de errores</w:t>
+              <w:t>Ayudar a reconocer y recuperarse de errores</w:t>
             </w:r>
           </w:p>
         </w:tc>
         <w:tc>
           <w:tcPr>
-            <w:tcW w:type="dxa" w:w="6768"/>
+            <w:tcW w:type="dxa" w:w="1008"/>
           </w:tcPr>
           <w:p>
             <w:r>
               <w:rPr>
                 <w:sz w:val="18"/>
               </w:rPr>
-              <w:t>Parcial: los errores de red se informan, pero sin sugerencia de causa.</w:t>
+              <w:t>Parcial</w:t>
+            </w:r>
+          </w:p>
+        </w:tc>
+        <w:tc>
+          <w:tcPr>
+            <w:tcW w:type="dxa" w:w="6048"/>
+          </w:tcPr>
+          <w:p>
+            <w:r>
+              <w:rPr>
+                <w:sz w:val="18"/>
+              </w:rPr>
+              <w:t>Los errores de red se informan con mensaje claro, pero sin sugerencia de causa o reintento automático.</w:t>
             </w:r>
           </w:p>
         </w:tc>
@@ -1659,7 +1977,7 @@
       <w:tr>
         <w:tc>
           <w:tcPr>
-            <w:tcW w:type="dxa" w:w="2736"/>
+            <w:tcW w:type="dxa" w:w="2448"/>
             <w:shd w:val="clear" w:color="auto" w:fill="EEF2FF"/>
           </w:tcPr>
           <w:p>
@@ -1667,13 +1985,13 @@
               <w:rPr>
                 <w:sz w:val="18"/>
               </w:rPr>
-              <w:t>10. Ayuda y documentación</w:t>
+              <w:t>Ayuda y documentación</w:t>
             </w:r>
           </w:p>
         </w:tc>
         <w:tc>
           <w:tcPr>
-            <w:tcW w:type="dxa" w:w="6768"/>
+            <w:tcW w:type="dxa" w:w="1008"/>
             <w:shd w:val="clear" w:color="auto" w:fill="EEF2FF"/>
           </w:tcPr>
           <w:p>
@@ -1681,7 +1999,377 @@
               <w:rPr>
                 <w:sz w:val="18"/>
               </w:rPr>
-              <w:t>Débil: la explicación del experimento está en la barra lateral, pero falta una sección de ayuda sobre cómo interpretar signos y puentes. Es la mejora pendiente más clara.</w:t>
+              <w:t>No</w:t>
+            </w:r>
+          </w:p>
+        </w:tc>
+        <w:tc>
+          <w:tcPr>
+            <w:tcW w:type="dxa" w:w="6048"/>
+            <w:shd w:val="clear" w:color="auto" w:fill="EEF2FF"/>
+          </w:tcPr>
+          <w:p>
+            <w:r>
+              <w:rPr>
+                <w:sz w:val="18"/>
+              </w:rPr>
+              <w:t>La barra lateral explica el experimento, pero falta una sección de ayuda sobre cómo leer los signos (↑/↓) y los puentes. Es la mejora pendiente más clara.</w:t>
+            </w:r>
+          </w:p>
+        </w:tc>
+      </w:tr>
+    </w:tbl>
+    <w:p>
+      <w:pPr>
+        <w:spacing w:after="40"/>
+      </w:pPr>
+    </w:p>
+    <w:p>
+      <w:pPr>
+        <w:spacing w:after="40"/>
+      </w:pPr>
+      <w:r>
+        <w:rPr>
+          <w:i w:val="0"/>
+        </w:rPr>
+        <w:t>5.2 — Evaluación orientada al público objetivo:</w:t>
+      </w:r>
+    </w:p>
+    <w:p>
+      <w:pPr>
+        <w:pStyle w:val="ListBullet"/>
+        <w:spacing w:after="40"/>
+      </w:pPr>
+      <w:r>
+        <w:rPr>
+          <w:b/>
+        </w:rPr>
+        <w:t xml:space="preserve">¿El diseño es apropiado para el nivel técnico del usuario final? </w:t>
+      </w:r>
+      <w:r>
+        <w:t>Sí para el usuario definido (investigador/docente): no requiere configuración, todo es clic y lectura. La densidad de información (signos, puentes, PMIDs) sería excesiva para un usuario ajeno al ámbito científico, pero ese no es el público.</w:t>
+      </w:r>
+    </w:p>
+    <w:p>
+      <w:pPr>
+        <w:pStyle w:val="ListBullet"/>
+        <w:spacing w:after="40"/>
+      </w:pPr>
+      <w:r>
+        <w:rPr>
+          <w:b/>
+        </w:rPr>
+        <w:t xml:space="preserve">¿El lenguaje visual y textual es comprensible para ese usuario? </w:t>
+      </w:r>
+      <w:r>
+        <w:t>El texto de la interfaz está en español llano; los términos científicos quedan en inglés a propósito, porque es como el público objetivo los lee en PubMed. Los íconos de veredicto y las flechas de signo se entienden sin manual, aunque un tooltip ayudaría (ver heurística 10).</w:t>
+      </w:r>
+    </w:p>
+    <w:p>
+      <w:pPr>
+        <w:pStyle w:val="ListBullet"/>
+        <w:spacing w:after="40"/>
+      </w:pPr>
+      <w:r>
+        <w:rPr>
+          <w:b/>
+        </w:rPr>
+        <w:t xml:space="preserve">¿Se hizo alguna prueba con un usuario real? </w:t>
+      </w:r>
+      <w:r>
+        <w:t>Todavía no una formal con un usuario externo: el uso registrado (Sección 4) es del propio autor durante el desarrollo. Está prevista una prueba informal con un usuario del perfil objetivo antes de la exposición; el feedback se sumará como anexo al repositorio.</w:t>
+      </w:r>
+    </w:p>
+    <w:p>
+      <w:pPr>
+        <w:spacing w:before="120" w:after="40"/>
+      </w:pPr>
+      <w:r>
+        <w:rPr>
+          <w:b/>
+          <w:color w:val="4338CA"/>
+          <w:sz w:val="24"/>
+        </w:rPr>
+        <w:t>Sección 6 · Evaluación de ciberseguridad</w:t>
+      </w:r>
+    </w:p>
+    <w:p>
+      <w:r>
+        <w:rPr>
+          <w:i w:val="0"/>
+        </w:rPr>
+        <w:t>Log de consideraciones de seguridad pensadas y aplicadas durante el desarrollo:</w:t>
+      </w:r>
+    </w:p>
+    <w:tbl>
+      <w:tblPr>
+        <w:tblStyle w:val="TableGrid"/>
+        <w:tblW w:type="auto" w:w="0"/>
+        <w:jc w:val="center"/>
+        <w:tblLook w:firstColumn="1" w:firstRow="1" w:lastColumn="0" w:lastRow="0" w:noHBand="0" w:noVBand="1" w:val="04A0"/>
+      </w:tblPr>
+      <w:tblGrid>
+        <w:gridCol w:w="2880"/>
+        <w:gridCol w:w="2880"/>
+        <w:gridCol w:w="2880"/>
+      </w:tblGrid>
+      <w:tr>
+        <w:tc>
+          <w:tcPr>
+            <w:tcW w:type="dxa" w:w="3168"/>
+            <w:shd w:val="clear" w:color="auto" w:fill="312E81"/>
+          </w:tcPr>
+          <w:p>
+            <w:r>
+              <w:rPr>
+                <w:b/>
+                <w:color w:val="FFFFFF"/>
+                <w:sz w:val="18"/>
+              </w:rPr>
+              <w:t>Riesgo identificado</w:t>
+            </w:r>
+          </w:p>
+        </w:tc>
+        <w:tc>
+          <w:tcPr>
+            <w:tcW w:type="dxa" w:w="1872"/>
+            <w:shd w:val="clear" w:color="auto" w:fill="312E81"/>
+          </w:tcPr>
+          <w:p>
+            <w:r>
+              <w:rPr>
+                <w:b/>
+                <w:color w:val="FFFFFF"/>
+                <w:sz w:val="18"/>
+              </w:rPr>
+              <w:t>Tipo</w:t>
+            </w:r>
+          </w:p>
+        </w:tc>
+        <w:tc>
+          <w:tcPr>
+            <w:tcW w:type="dxa" w:w="4464"/>
+            <w:shd w:val="clear" w:color="auto" w:fill="312E81"/>
+          </w:tcPr>
+          <w:p>
+            <w:r>
+              <w:rPr>
+                <w:b/>
+                <w:color w:val="FFFFFF"/>
+                <w:sz w:val="18"/>
+              </w:rPr>
+              <w:t>Medida implementada o decisión tomada</w:t>
+            </w:r>
+          </w:p>
+        </w:tc>
+      </w:tr>
+      <w:tr>
+        <w:tc>
+          <w:tcPr>
+            <w:tcW w:type="dxa" w:w="3168"/>
+          </w:tcPr>
+          <w:p>
+            <w:r>
+              <w:rPr>
+                <w:sz w:val="18"/>
+              </w:rPr>
+              <w:t>Inyección indirecta de prompt: los abstracts son texto externo no confiable que se inserta en el prompt del LLM</w:t>
+            </w:r>
+          </w:p>
+        </w:tc>
+        <w:tc>
+          <w:tcPr>
+            <w:tcW w:type="dxa" w:w="1872"/>
+          </w:tcPr>
+          <w:p>
+            <w:r>
+              <w:rPr>
+                <w:sz w:val="18"/>
+              </w:rPr>
+              <w:t>Prompt injection (OWASP LLM01)</w:t>
+            </w:r>
+          </w:p>
+        </w:tc>
+        <w:tc>
+          <w:tcPr>
+            <w:tcW w:type="dxa" w:w="4464"/>
+          </w:tcPr>
+          <w:p>
+            <w:r>
+              <w:rPr>
+                <w:sz w:val="18"/>
+              </w:rPr>
+              <w:t>El LLM corre local, sin herramientas ni acceso a red (solo devuelve JSON con esquema forzado); ninguna salida se ejecuta: todo se guarda como datos y se verifica contra la fuente.</w:t>
+            </w:r>
+          </w:p>
+        </w:tc>
+      </w:tr>
+      <w:tr>
+        <w:tc>
+          <w:tcPr>
+            <w:tcW w:type="dxa" w:w="3168"/>
+            <w:shd w:val="clear" w:color="auto" w:fill="EEF2FF"/>
+          </w:tcPr>
+          <w:p>
+            <w:r>
+              <w:rPr>
+                <w:sz w:val="18"/>
+              </w:rPr>
+              <w:t>Alucinación del extractor: el modelo «extrajo» relaciones que el paper no dice, inyectando conocimiento de su pre-entrenamiento</w:t>
+            </w:r>
+          </w:p>
+        </w:tc>
+        <w:tc>
+          <w:tcPr>
+            <w:tcW w:type="dxa" w:w="1872"/>
+            <w:shd w:val="clear" w:color="auto" w:fill="EEF2FF"/>
+          </w:tcPr>
+          <w:p>
+            <w:r>
+              <w:rPr>
+                <w:sz w:val="18"/>
+              </w:rPr>
+              <w:t>Integridad de datos / sobreconfianza en LLM (OWASP LLM09)</w:t>
+            </w:r>
+          </w:p>
+        </w:tc>
+        <w:tc>
+          <w:tcPr>
+            <w:tcW w:type="dxa" w:w="4464"/>
+            <w:shd w:val="clear" w:color="auto" w:fill="EEF2FF"/>
+          </w:tcPr>
+          <w:p>
+            <w:r>
+              <w:rPr>
+                <w:sz w:val="18"/>
+              </w:rPr>
+              <w:t>Capa de verificación en dos controles: la frase citada debe existir textualmente en el abstract y las entidades deben estar ancladas al texto. Se descartó el 17% de las relaciones; el grafo publicado solo contiene afirmaciones verificables.</w:t>
+            </w:r>
+          </w:p>
+        </w:tc>
+      </w:tr>
+      <w:tr>
+        <w:tc>
+          <w:tcPr>
+            <w:tcW w:type="dxa" w:w="3168"/>
+          </w:tcPr>
+          <w:p>
+            <w:r>
+              <w:rPr>
+                <w:sz w:val="18"/>
+              </w:rPr>
+              <w:t>Exposición de API keys o costos disparados por abuso de la app pública</w:t>
+            </w:r>
+          </w:p>
+        </w:tc>
+        <w:tc>
+          <w:tcPr>
+            <w:tcW w:type="dxa" w:w="1872"/>
+          </w:tcPr>
+          <w:p>
+            <w:r>
+              <w:rPr>
+                <w:sz w:val="18"/>
+              </w:rPr>
+              <w:t>Secretos / denegación de billetera</w:t>
+            </w:r>
+          </w:p>
+        </w:tc>
+        <w:tc>
+          <w:tcPr>
+            <w:tcW w:type="dxa" w:w="4464"/>
+          </w:tcPr>
+          <w:p>
+            <w:r>
+              <w:rPr>
+                <w:sz w:val="18"/>
+              </w:rPr>
+              <w:t>Eliminado por arquitectura: no existe ninguna clave (LLM offline; la única API en vivo es pública y gratuita). No hay nada que filtrar ni costo que un tercero pueda disparar.</w:t>
+            </w:r>
+          </w:p>
+        </w:tc>
+      </w:tr>
+      <w:tr>
+        <w:tc>
+          <w:tcPr>
+            <w:tcW w:type="dxa" w:w="3168"/>
+            <w:shd w:val="clear" w:color="auto" w:fill="EEF2FF"/>
+          </w:tcPr>
+          <w:p>
+            <w:r>
+              <w:rPr>
+                <w:sz w:val="18"/>
+              </w:rPr>
+              <w:t>Uso indebido de hipótesis médicas como consejo clínico</w:t>
+            </w:r>
+          </w:p>
+        </w:tc>
+        <w:tc>
+          <w:tcPr>
+            <w:tcW w:type="dxa" w:w="1872"/>
+            <w:shd w:val="clear" w:color="auto" w:fill="EEF2FF"/>
+          </w:tcPr>
+          <w:p>
+            <w:r>
+              <w:rPr>
+                <w:sz w:val="18"/>
+              </w:rPr>
+              <w:t>Privacidad / uso responsable de IA</w:t>
+            </w:r>
+          </w:p>
+        </w:tc>
+        <w:tc>
+          <w:tcPr>
+            <w:tcW w:type="dxa" w:w="4464"/>
+            <w:shd w:val="clear" w:color="auto" w:fill="EEF2FF"/>
+          </w:tcPr>
+          <w:p>
+            <w:r>
+              <w:rPr>
+                <w:sz w:val="18"/>
+              </w:rPr>
+              <w:t>Aviso permanente en la app; el sistema nunca recomienda acciones clínicas; el flujo exige juicio humano y el escéptico muestra siempre los argumentos en contra.</w:t>
+            </w:r>
+          </w:p>
+        </w:tc>
+      </w:tr>
+      <w:tr>
+        <w:tc>
+          <w:tcPr>
+            <w:tcW w:type="dxa" w:w="3168"/>
+          </w:tcPr>
+          <w:p>
+            <w:r>
+              <w:rPr>
+                <w:sz w:val="18"/>
+              </w:rPr>
+              <w:t>Dependencias y datos de terceros</w:t>
+            </w:r>
+          </w:p>
+        </w:tc>
+        <w:tc>
+          <w:tcPr>
+            <w:tcW w:type="dxa" w:w="1872"/>
+          </w:tcPr>
+          <w:p>
+            <w:r>
+              <w:rPr>
+                <w:sz w:val="18"/>
+              </w:rPr>
+              <w:t>Cadena de suministro</w:t>
+            </w:r>
+          </w:p>
+        </w:tc>
+        <w:tc>
+          <w:tcPr>
+            <w:tcW w:type="dxa" w:w="4464"/>
+          </w:tcPr>
+          <w:p>
+            <w:r>
+              <w:rPr>
+                <w:sz w:val="18"/>
+              </w:rPr>
+              <w:t>Solo dos dependencias directas (requests, streamlit); datos públicos de PubMed sin información personal; base y código versionados con historial auditable.</w:t>
             </w:r>
           </w:p>
         </w:tc>
@@ -1702,15 +2390,7 @@
           <w:color w:val="4338CA"/>
           <w:sz w:val="24"/>
         </w:rPr>
-        <w:t>1.9 Log de ciberseguridad</w:t>
-      </w:r>
-    </w:p>
-    <w:p>
-      <w:r>
-        <w:rPr>
-          <w:i w:val="0"/>
-        </w:rPr>
-        <w:t>Riesgos identificados durante el desarrollo y medidas tomadas:</w:t>
+        <w:t>Sección 7 · IAs usadas en el co-work de desarrollo</w:t>
       </w:r>
     </w:p>
     <w:tbl>
@@ -1728,7 +2408,7 @@
       <w:tr>
         <w:tc>
           <w:tcPr>
-            <w:tcW w:type="dxa" w:w="576"/>
+            <w:tcW w:type="dxa" w:w="2016"/>
             <w:shd w:val="clear" w:color="auto" w:fill="312E81"/>
           </w:tcPr>
           <w:p>
@@ -1738,13 +2418,13 @@
                 <w:color w:val="FFFFFF"/>
                 <w:sz w:val="18"/>
               </w:rPr>
-              <w:t>#</w:t>
+              <w:t>Herramienta IA</w:t>
             </w:r>
           </w:p>
         </w:tc>
         <w:tc>
           <w:tcPr>
-            <w:tcW w:type="dxa" w:w="3888"/>
+            <w:tcW w:type="dxa" w:w="3312"/>
             <w:shd w:val="clear" w:color="auto" w:fill="312E81"/>
           </w:tcPr>
           <w:p>
@@ -1754,13 +2434,13 @@
                 <w:color w:val="FFFFFF"/>
                 <w:sz w:val="18"/>
               </w:rPr>
-              <w:t>Riesgo</w:t>
+              <w:t>Para qué se usó</w:t>
             </w:r>
           </w:p>
         </w:tc>
         <w:tc>
           <w:tcPr>
-            <w:tcW w:type="dxa" w:w="5040"/>
+            <w:tcW w:type="dxa" w:w="4176"/>
             <w:shd w:val="clear" w:color="auto" w:fill="312E81"/>
           </w:tcPr>
           <w:p>
@@ -1770,7 +2450,7 @@
                 <w:color w:val="FFFFFF"/>
                 <w:sz w:val="18"/>
               </w:rPr>
-              <w:t>Medida tomada</w:t>
+              <w:t>Aportó bien / mal / sorprendió</w:t>
             </w:r>
           </w:p>
         </w:tc>
@@ -1778,40 +2458,40 @@
       <w:tr>
         <w:tc>
           <w:tcPr>
-            <w:tcW w:type="dxa" w:w="576"/>
+            <w:tcW w:type="dxa" w:w="2016"/>
           </w:tcPr>
           <w:p>
             <w:r>
               <w:rPr>
                 <w:sz w:val="18"/>
               </w:rPr>
-              <w:t>R1</w:t>
+              <w:t>Claude Code (Anthropic)</w:t>
             </w:r>
           </w:p>
         </w:tc>
         <w:tc>
           <w:tcPr>
-            <w:tcW w:type="dxa" w:w="3888"/>
+            <w:tcW w:type="dxa" w:w="3312"/>
           </w:tcPr>
           <w:p>
             <w:r>
               <w:rPr>
                 <w:sz w:val="18"/>
               </w:rPr>
-              <w:t>Entrada no confiable al LLM: los abstracts son texto externo que se inserta en el prompt (inyección indirecta).</w:t>
+              <w:t>Análisis de factibilidad con verificación de fuentes, escritura de la mayor parte del código, depuración, diagramas (generados por código), redacción del informe</w:t>
             </w:r>
           </w:p>
         </w:tc>
         <w:tc>
           <w:tcPr>
-            <w:tcW w:type="dxa" w:w="5040"/>
+            <w:tcW w:type="dxa" w:w="4176"/>
           </w:tcPr>
           <w:p>
             <w:r>
               <w:rPr>
                 <w:sz w:val="18"/>
               </w:rPr>
-              <w:t>El LLM corre local, sin herramientas ni acceso a nada (solo devuelve JSON); la salida está forzada por esquema; y ninguna salida se ejecuta: solo se almacena como datos.</w:t>
+              <w:t>Bien en general. Sorprendió: detectó la contaminación del extractor inspeccionando los datos, algo que ningún plan había previsto. Mal: la primera versión del prompt de extracción dejaba entidades en español, y confió en el filtro de fechas de la API (dejó pasar 31 papers de 2014); ambos se corrigieron contra los datos.</w:t>
             </w:r>
           </w:p>
         </w:tc>
@@ -1819,7 +2499,7 @@
       <w:tr>
         <w:tc>
           <w:tcPr>
-            <w:tcW w:type="dxa" w:w="576"/>
+            <w:tcW w:type="dxa" w:w="2016"/>
             <w:shd w:val="clear" w:color="auto" w:fill="EEF2FF"/>
           </w:tcPr>
           <w:p>
@@ -1827,13 +2507,13 @@
               <w:rPr>
                 <w:sz w:val="18"/>
               </w:rPr>
-              <w:t>R2</w:t>
+              <w:t>Qwen2.5-14B local (motor de los agentes)</w:t>
             </w:r>
           </w:p>
         </w:tc>
         <w:tc>
           <w:tcPr>
-            <w:tcW w:type="dxa" w:w="3888"/>
+            <w:tcW w:type="dxa" w:w="3312"/>
             <w:shd w:val="clear" w:color="auto" w:fill="EEF2FF"/>
           </w:tcPr>
           <w:p>
@@ -1841,13 +2521,13 @@
               <w:rPr>
                 <w:sz w:val="18"/>
               </w:rPr>
-              <w:t>Alucinación del extractor: el modelo inyectó conocimiento de su pre-entrenamiento como si estuviera en el texto (llegó a «extraer» que SGLT2 trata la insuficiencia cardíaca de papers de química que no la mencionan).</w:t>
+              <w:t>Extracción de relaciones, traducción de entidades y agente escéptico dentro del propio sistema</w:t>
             </w:r>
           </w:p>
         </w:tc>
         <w:tc>
           <w:tcPr>
-            <w:tcW w:type="dxa" w:w="5040"/>
+            <w:tcW w:type="dxa" w:w="4176"/>
             <w:shd w:val="clear" w:color="auto" w:fill="EEF2FF"/>
           </w:tcPr>
           <w:p>
@@ -1855,7 +2535,7 @@
               <w:rPr>
                 <w:sz w:val="18"/>
               </w:rPr>
-              <w:t>Capa de integridad de evidencia: la frase de respaldo debe existir textualmente en el abstract y las entidades deben estar ancladas al texto. Se descartó el 17% de las relaciones. Sin esta capa, el experimento de corte temporal quedaba contaminado con el «futuro».</w:t>
+              <w:t>Bien: ~2.000 abstracts en una hora a costo $0. Mal: alucinó relaciones (17% descartado por verificación). Sorprendió (para mal): llegó a citar frases reales del paper atribuyéndoles entidades que el texto nunca menciona — obligó a una segunda capa de verificación.</w:t>
             </w:r>
           </w:p>
         </w:tc>
@@ -1863,125 +2543,40 @@
       <w:tr>
         <w:tc>
           <w:tcPr>
-            <w:tcW w:type="dxa" w:w="576"/>
+            <w:tcW w:type="dxa" w:w="2016"/>
           </w:tcPr>
           <w:p>
             <w:r>
               <w:rPr>
                 <w:sz w:val="18"/>
               </w:rPr>
-              <w:t>R3</w:t>
+              <w:t>Ollama</w:t>
             </w:r>
           </w:p>
         </w:tc>
         <w:tc>
           <w:tcPr>
-            <w:tcW w:type="dxa" w:w="3888"/>
+            <w:tcW w:type="dxa" w:w="3312"/>
           </w:tcPr>
           <w:p>
             <w:r>
               <w:rPr>
                 <w:sz w:val="18"/>
               </w:rPr>
-              <w:t>Exposición de claves o costos disparados por abuso de la app pública.</w:t>
+              <w:t>Demo de la Parte 2: servir el mismo modelo local importado del GGUF</w:t>
             </w:r>
           </w:p>
         </w:tc>
         <w:tc>
           <w:tcPr>
-            <w:tcW w:type="dxa" w:w="5040"/>
+            <w:tcW w:type="dxa" w:w="4176"/>
           </w:tcPr>
           <w:p>
             <w:r>
               <w:rPr>
                 <w:sz w:val="18"/>
               </w:rPr>
-              <w:t>La arquitectura elimina el riesgo: no hay ninguna clave (el LLM es offline y la única API en vivo es pública y gratuita). No hay nada que robar ni costo que disparar.</w:t>
-            </w:r>
-          </w:p>
-        </w:tc>
-      </w:tr>
-      <w:tr>
-        <w:tc>
-          <w:tcPr>
-            <w:tcW w:type="dxa" w:w="576"/>
-            <w:shd w:val="clear" w:color="auto" w:fill="EEF2FF"/>
-          </w:tcPr>
-          <w:p>
-            <w:r>
-              <w:rPr>
-                <w:sz w:val="18"/>
-              </w:rPr>
-              <w:t>R4</w:t>
-            </w:r>
-          </w:p>
-        </w:tc>
-        <w:tc>
-          <w:tcPr>
-            <w:tcW w:type="dxa" w:w="3888"/>
-            <w:shd w:val="clear" w:color="auto" w:fill="EEF2FF"/>
-          </w:tcPr>
-          <w:p>
-            <w:r>
-              <w:rPr>
-                <w:sz w:val="18"/>
-              </w:rPr>
-              <w:t>Uso indebido de las hipótesis como consejo médico.</w:t>
-            </w:r>
-          </w:p>
-        </w:tc>
-        <w:tc>
-          <w:tcPr>
-            <w:tcW w:type="dxa" w:w="5040"/>
-            <w:shd w:val="clear" w:color="auto" w:fill="EEF2FF"/>
-          </w:tcPr>
-          <w:p>
-            <w:r>
-              <w:rPr>
-                <w:sz w:val="18"/>
-              </w:rPr>
-              <w:t>Aviso permanente y visible en la app; el sistema nunca recomienda acciones clínicas; el flujo exige el juicio del experto (feedback humano) y el escéptico expone los argumentos en contra.</w:t>
-            </w:r>
-          </w:p>
-        </w:tc>
-      </w:tr>
-      <w:tr>
-        <w:tc>
-          <w:tcPr>
-            <w:tcW w:type="dxa" w:w="576"/>
-          </w:tcPr>
-          <w:p>
-            <w:r>
-              <w:rPr>
-                <w:sz w:val="18"/>
-              </w:rPr>
-              <w:t>R5</w:t>
-            </w:r>
-          </w:p>
-        </w:tc>
-        <w:tc>
-          <w:tcPr>
-            <w:tcW w:type="dxa" w:w="3888"/>
-          </w:tcPr>
-          <w:p>
-            <w:r>
-              <w:rPr>
-                <w:sz w:val="18"/>
-              </w:rPr>
-              <w:t>Cadena de dependencias y datos.</w:t>
-            </w:r>
-          </w:p>
-        </w:tc>
-        <w:tc>
-          <w:tcPr>
-            <w:tcW w:type="dxa" w:w="5040"/>
-          </w:tcPr>
-          <w:p>
-            <w:r>
-              <w:rPr>
-                <w:sz w:val="18"/>
-              </w:rPr>
-              <w:t>Solo dos dependencias directas (requests, streamlit); datos públicos de PubMed sin información personal; base versionada en el repositorio con historial auditable.</w:t>
+              <w:t>Bien, con fricción instructiva: al importar el GGUF crudo perdió la plantilla de chat y el modelo divagaba; se resolvió declarándola en el Modelfile.</w:t>
             </w:r>
           </w:p>
         </w:tc>
@@ -1993,69 +2588,11 @@
       </w:pPr>
     </w:p>
     <w:p>
-      <w:pPr>
-        <w:spacing w:before="120" w:after="40"/>
-      </w:pPr>
-      <w:r>
-        <w:rPr>
-          <w:b/>
-          <w:color w:val="4338CA"/>
-          <w:sz w:val="24"/>
-        </w:rPr>
-        <w:t>1.10 Cómo se usó la IA en el desarrollo (co-work)</w:t>
-      </w:r>
-    </w:p>
-    <w:p>
       <w:r>
         <w:rPr>
           <w:i w:val="0"/>
         </w:rPr>
-        <w:t>El desarrollo completo se hizo en pareja con un asistente de IA (Claude Code), y el registro detallado quedó en el DEVLOG.md del repositorio, escrito a medida que pasaban las cosas. Lo esencial:</w:t>
-      </w:r>
-    </w:p>
-    <w:p>
-      <w:pPr>
-        <w:pStyle w:val="ListBullet"/>
-        <w:spacing w:after="40"/>
-      </w:pPr>
-      <w:r>
-        <w:rPr>
-          <w:b/>
-        </w:rPr>
-        <w:t xml:space="preserve">Qué hizo la IA: </w:t>
-      </w:r>
-      <w:r>
-        <w:t>el análisis de factibilidad previo (verificando APIs, costos y disponibilidad de datos contra fuentes reales), la escritura de la mayor parte del código, los diagramas, y la ejecución y depuración del pipeline. El alumno definió el problema, tomó las decisiones de alcance y validó los resultados.</w:t>
-      </w:r>
-    </w:p>
-    <w:p>
-      <w:pPr>
-        <w:pStyle w:val="ListBullet"/>
-        <w:spacing w:after="40"/>
-      </w:pPr>
-      <w:r>
-        <w:rPr>
-          <w:b/>
-        </w:rPr>
-        <w:t xml:space="preserve">Dónde falló / qué costó: </w:t>
-      </w:r>
-      <w:r>
-        <w:t>(1) el filtro de fechas de PubMed dejó pasar 31 papers de 2014 y hubo que filtrar por año contra el dato descargado; (2) el build local de llama.cpp era solo CPU y hubo que recompilar con CUDA; (3) el puerto 8080 estaba ocupado por otro servicio local; (4) la más importante: el extractor alucinó relaciones con conocimiento posterior al corte, y hubo que diseñar la capa de verificación de evidencia (riesgo R2).</w:t>
-      </w:r>
-    </w:p>
-    <w:p>
-      <w:pPr>
-        <w:pStyle w:val="ListBullet"/>
-        <w:spacing w:after="40"/>
-      </w:pPr>
-      <w:r>
-        <w:rPr>
-          <w:b/>
-        </w:rPr>
-        <w:t xml:space="preserve">Qué sorprendió: </w:t>
-      </w:r>
-      <w:r>
-        <w:t>que la falla más grave no la anticipó ningún plan: se encontró inspeccionando datos. Y que el modelo llegó a citar frases reales del abstract atribuyéndoles entidades que el paper nunca menciona — un modo de error más fino que la alucinación evidente, que obligó a una segunda capa de verificación.</w:t>
+        <w:t>Reflexión: sin el co-work con IA, este proyecto no se terminaba en el plazo — el pipeline completo (corpus, extracción, grafo, hipótesis, app y deploy) se construyó y depuró en dos días de trabajo, algo que a mano habría tomado semanas; y la extracción misma de 11.182 relaciones es directamente imposible sin un LLM. Lo que la IA hizo mal también quedó documentado: el extractor local inventó relaciones usando conocimiento de su pre-entrenamiento (posterior al corte temporal del experimento), y hubo que diseñar una capa de verificación de evidencia para contenerlo. La lección del co-work fue esa: la IA multiplica la velocidad, pero la validación contra los datos reales la tiene que imponer el humano. El registro completo, escrito durante el desarrollo, está en el DEVLOG.md del repositorio.</w:t>
       </w:r>
     </w:p>
     <w:p>
@@ -2076,7 +2613,7 @@
           <w:color w:val="312E81"/>
           <w:sz w:val="30"/>
         </w:rPr>
-        <w:t>Parte 2 — LLM local en el proyecto</w:t>
+        <w:t>PARTE 2 — IA local en el proyecto</w:t>
       </w:r>
     </w:p>
     <w:p>
@@ -2084,7 +2621,7 @@
         <w:rPr>
           <w:i w:val="0"/>
         </w:rPr>
-        <w:t>La consigna pide una reflexión sobre cómo se integraría un LLM o SLM local. En este proyecto la integración no es hipotética: el LLM local es el motor del sistema. Esta sección describe ese rol y lo aprendido, con los números reales medidos.</w:t>
+        <w:t>En NEXO la IA local no es una hipótesis: es el motor real del sistema. Las cuatro preguntas se responden desde esa experiencia, con los números medidos en este proyecto.</w:t>
       </w:r>
     </w:p>
     <w:p>
@@ -2097,7 +2634,7 @@
           <w:color w:val="4338CA"/>
           <w:sz w:val="24"/>
         </w:rPr>
-        <w:t>2.1 Rol en la arquitectura</w:t>
+        <w:t>1. ¿Qué papel juega un LLM/SLM local en el proyecto?</w:t>
       </w:r>
     </w:p>
     <w:p>
@@ -2105,7 +2642,7 @@
         <w:rPr>
           <w:i w:val="0"/>
         </w:rPr>
-        <w:t>Un Qwen2.5-14B-Instruct cuantizado (Q4_K_M, ~9 GB), servido con llama.cpp sobre la GPU del alumno (RTX 5070 Ti, 16 GB), cumple tres funciones del pipeline: extraer las relaciones tipadas de cada abstract, traducir a inglés canónico las entidades que salen mal, y actuar como agente escéptico sobre las hipótesis principales. Todas las llamadas usan salida forzada por JSON Schema, así el modelo no puede responder fuera del formato.</w:t>
+        <w:t>Es el agente principal del pipeline, no un componente de soporte: un Qwen2.5-14B-Instruct cuantizado (9 GB), servido con llama.cpp sobre la GPU del equipo (RTX 5070 Ti), cumple tres roles — extractor de relaciones, traductor de entidades y agente escéptico. Reemplaza por completo a la API externa que se habría usado en su lugar: las ~2.000 llamadas de extracción más las pasadas del escéptico habrían costado dinero y enviado todo el corpus a un tercero. Además habilitó algo que antes no se podía: iterar el prompt sin mirar el costo (se re-procesó el corpus completo dos veces tras descubrir fallas, gratis).</w:t>
       </w:r>
     </w:p>
     <w:p>
@@ -2118,34 +2655,15 @@
           <w:color w:val="4338CA"/>
           <w:sz w:val="24"/>
         </w:rPr>
-        <w:t>2.2 Qué le aporta al usuario final</w:t>
+        <w:t>2. ¿Qué le aporta al usuario de la aplicación?</w:t>
       </w:r>
     </w:p>
     <w:p>
-      <w:pPr>
-        <w:pStyle w:val="ListBullet"/>
-        <w:spacing w:after="40"/>
-      </w:pPr>
       <w:r>
-        <w:t>La aplicación publicada es gratuita y no puede quedarse sin crédito, porque el procesamiento pesado ya ocurrió offline y costó $0.</w:t>
-      </w:r>
-    </w:p>
-    <w:p>
-      <w:pPr>
-        <w:pStyle w:val="ListBullet"/>
-        <w:spacing w:after="40"/>
-      </w:pPr>
-      <w:r>
-        <w:t>Privacidad por diseño: ningún texto pasa por servicios de terceros durante el procesamiento (relevante si el corpus fuera privado, p. ej. documentos internos de un laboratorio).</w:t>
-      </w:r>
-    </w:p>
-    <w:p>
-      <w:pPr>
-        <w:pStyle w:val="ListBullet"/>
-        <w:spacing w:after="40"/>
-      </w:pPr>
-      <w:r>
-        <w:t>Reproducibilidad: cualquiera con una GPU similar puede correr el pipeline completo del repositorio sin contratar nada.</w:t>
+        <w:rPr>
+          <w:i w:val="0"/>
+        </w:rPr>
+        <w:t>Lo que el usuario ve —una app gratuita, publicada y que no puede quedarse sin crédito— existe porque el procesamiento pesado ya ocurrió offline a costo cero: no hay claves que expirar ni cuota que agotar, así que la app no degrada con el uso. Y hay un aporte de privacidad estructural: si el corpus fuera sensible (documentos internos de un laboratorio, historias clínicas), el mismo pipeline funcionaría sin que un solo texto salga de la organización — con una API en la nube eso sería un impedimento legal directo. No cambia lo que el usuario puede pedirle a la app (que es de exploración), pero cambia lo que la organización puede permitirse procesar.</w:t>
       </w:r>
     </w:p>
     <w:p>
@@ -2158,210 +2676,15 @@
           <w:color w:val="4338CA"/>
           <w:sz w:val="24"/>
         </w:rPr>
-        <w:t>2.3 Qué aprendimos como profesionales</w:t>
+        <w:t>3. ¿Qué me aporta como profesional?</w:t>
       </w:r>
-    </w:p>
-    <w:tbl>
-      <w:tblPr>
-        <w:tblStyle w:val="TableGrid"/>
-        <w:tblW w:type="auto" w:w="0"/>
-        <w:jc w:val="center"/>
-        <w:tblLook w:firstColumn="1" w:firstRow="1" w:lastColumn="0" w:lastRow="0" w:noHBand="0" w:noVBand="1" w:val="04A0"/>
-      </w:tblPr>
-      <w:tblGrid>
-        <w:gridCol w:w="4320"/>
-        <w:gridCol w:w="4320"/>
-      </w:tblGrid>
-      <w:tr>
-        <w:tc>
-          <w:tcPr>
-            <w:tcW w:type="dxa" w:w="6048"/>
-            <w:shd w:val="clear" w:color="auto" w:fill="312E81"/>
-          </w:tcPr>
-          <w:p>
-            <w:r>
-              <w:rPr>
-                <w:b/>
-                <w:color w:val="FFFFFF"/>
-                <w:sz w:val="20"/>
-              </w:rPr>
-              <w:t>Medición real</w:t>
-            </w:r>
-          </w:p>
-        </w:tc>
-        <w:tc>
-          <w:tcPr>
-            <w:tcW w:type="dxa" w:w="3168"/>
-            <w:shd w:val="clear" w:color="auto" w:fill="312E81"/>
-          </w:tcPr>
-          <w:p>
-            <w:r>
-              <w:rPr>
-                <w:b/>
-                <w:color w:val="FFFFFF"/>
-                <w:sz w:val="20"/>
-              </w:rPr>
-              <w:t>Valor</w:t>
-            </w:r>
-          </w:p>
-        </w:tc>
-      </w:tr>
-      <w:tr>
-        <w:tc>
-          <w:tcPr>
-            <w:tcW w:type="dxa" w:w="6048"/>
-          </w:tcPr>
-          <w:p>
-            <w:r>
-              <w:rPr>
-                <w:sz w:val="20"/>
-              </w:rPr>
-              <w:t>Velocidad de extracción (4 pedidos en paralelo)</w:t>
-            </w:r>
-          </w:p>
-        </w:tc>
-        <w:tc>
-          <w:tcPr>
-            <w:tcW w:type="dxa" w:w="3168"/>
-          </w:tcPr>
-          <w:p>
-            <w:r>
-              <w:rPr>
-                <w:sz w:val="20"/>
-              </w:rPr>
-              <w:t>≈1,9 s por abstract</w:t>
-            </w:r>
-          </w:p>
-        </w:tc>
-      </w:tr>
-      <w:tr>
-        <w:tc>
-          <w:tcPr>
-            <w:tcW w:type="dxa" w:w="6048"/>
-            <w:shd w:val="clear" w:color="auto" w:fill="EEF2FF"/>
-          </w:tcPr>
-          <w:p>
-            <w:r>
-              <w:rPr>
-                <w:sz w:val="20"/>
-              </w:rPr>
-              <w:t>Corpus completo (1.987 abstracts)</w:t>
-            </w:r>
-          </w:p>
-        </w:tc>
-        <w:tc>
-          <w:tcPr>
-            <w:tcW w:type="dxa" w:w="3168"/>
-            <w:shd w:val="clear" w:color="auto" w:fill="EEF2FF"/>
-          </w:tcPr>
-          <w:p>
-            <w:r>
-              <w:rPr>
-                <w:sz w:val="20"/>
-              </w:rPr>
-              <w:t>≈1 hora de GPU</w:t>
-            </w:r>
-          </w:p>
-        </w:tc>
-      </w:tr>
-      <w:tr>
-        <w:tc>
-          <w:tcPr>
-            <w:tcW w:type="dxa" w:w="6048"/>
-          </w:tcPr>
-          <w:p>
-            <w:r>
-              <w:rPr>
-                <w:sz w:val="20"/>
-              </w:rPr>
-              <w:t>Costo total de LLM del proyecto</w:t>
-            </w:r>
-          </w:p>
-        </w:tc>
-        <w:tc>
-          <w:tcPr>
-            <w:tcW w:type="dxa" w:w="3168"/>
-          </w:tcPr>
-          <w:p>
-            <w:r>
-              <w:rPr>
-                <w:sz w:val="20"/>
-              </w:rPr>
-              <w:t>$0</w:t>
-            </w:r>
-          </w:p>
-        </w:tc>
-      </w:tr>
-      <w:tr>
-        <w:tc>
-          <w:tcPr>
-            <w:tcW w:type="dxa" w:w="6048"/>
-            <w:shd w:val="clear" w:color="auto" w:fill="EEF2FF"/>
-          </w:tcPr>
-          <w:p>
-            <w:r>
-              <w:rPr>
-                <w:sz w:val="20"/>
-              </w:rPr>
-              <w:t>Relaciones descartadas por evidencia no verificable</w:t>
-            </w:r>
-          </w:p>
-        </w:tc>
-        <w:tc>
-          <w:tcPr>
-            <w:tcW w:type="dxa" w:w="3168"/>
-            <w:shd w:val="clear" w:color="auto" w:fill="EEF2FF"/>
-          </w:tcPr>
-          <w:p>
-            <w:r>
-              <w:rPr>
-                <w:sz w:val="20"/>
-              </w:rPr>
-              <w:t>17%</w:t>
-            </w:r>
-          </w:p>
-        </w:tc>
-      </w:tr>
-      <w:tr>
-        <w:tc>
-          <w:tcPr>
-            <w:tcW w:type="dxa" w:w="6048"/>
-          </w:tcPr>
-          <w:p>
-            <w:r>
-              <w:rPr>
-                <w:sz w:val="20"/>
-              </w:rPr>
-              <w:t>VRAM utilizada (modelo + contexto)</w:t>
-            </w:r>
-          </w:p>
-        </w:tc>
-        <w:tc>
-          <w:tcPr>
-            <w:tcW w:type="dxa" w:w="3168"/>
-          </w:tcPr>
-          <w:p>
-            <w:r>
-              <w:rPr>
-                <w:sz w:val="20"/>
-              </w:rPr>
-              <w:t>≈13 GB</w:t>
-            </w:r>
-          </w:p>
-        </w:tc>
-      </w:tr>
-    </w:tbl>
-    <w:p>
-      <w:pPr>
-        <w:spacing w:after="40"/>
-      </w:pPr>
     </w:p>
     <w:p>
       <w:r>
         <w:rPr>
           <w:i w:val="0"/>
         </w:rPr>
-        <w:t>La lección central: con un modelo local de 14B la calidad no viene garantizada — viene con un contrato distinto. El modelo extrae rápido y gratis, pero alucina con la suficiente frecuencia como para que una capa de verificación automática contra la fuente sea obligatoria, no opcional. El costo que no se paga en dólares se paga en ingeniería de validación.</w:t>
+        <w:t>Tres cosas concretas. Primero, acceso a datos que de otro modo no se pueden tocar: con un modelo local puedo analizar logs, historiales o documentos que por privacidad o cumplimiento no pueden salir de la organización — la clase de análisis que hoy simplemente no se hace por no poder usar una API externa. Segundo, información operativa que solo da operar el modelo propio: en este proyecto medí velocidad real (1,9 s por abstract con 4 pedidos paralelos), tasa de error real (17% de relaciones no verificables) y VRAM real (13 GB) — números que con una API son opacos y que acá permiten dimensionar cualquier proyecto futuro. Tercero, un cambio en el día a día: tener un modelo competente corriendo offline convierte tareas de procesamiento de texto (clasificar, extraer, resumir lotes grandes) en algo que se lanza sin pedir presupuesto ni permiso, como quien corre un script.</w:t>
       </w:r>
     </w:p>
     <w:p>
@@ -2374,67 +2697,15 @@
           <w:color w:val="4338CA"/>
           <w:sz w:val="24"/>
         </w:rPr>
-        <w:t>2.4 Limitaciones reales frente a una API en la nube</w:t>
+        <w:t>4. ¿Qué limitaciones concretas tiene versus una API en la nube?</w:t>
       </w:r>
     </w:p>
     <w:p>
-      <w:pPr>
-        <w:pStyle w:val="ListBullet"/>
-        <w:spacing w:after="40"/>
-      </w:pPr>
       <w:r>
         <w:rPr>
-          <w:b/>
+          <w:i w:val="0"/>
         </w:rPr>
-        <w:t xml:space="preserve">Calidad: </w:t>
-      </w:r>
-      <w:r>
-        <w:t>un modelo frontera comete menos errores de extracción; con el local hicieron falta dos iteraciones de prompt y dos capas de filtrado que con un modelo mayor quizá serían menores (aunque no nulas).</w:t>
-      </w:r>
-    </w:p>
-    <w:p>
-      <w:pPr>
-        <w:pStyle w:val="ListBullet"/>
-        <w:spacing w:after="40"/>
-      </w:pPr>
-      <w:r>
-        <w:rPr>
-          <w:b/>
-        </w:rPr>
-        <w:t xml:space="preserve">Hardware: </w:t>
-      </w:r>
-      <w:r>
-        <w:t>exige una GPU con VRAM suficiente; el primer intento con el build de CPU habría tardado 20-30 horas en lugar de una.</w:t>
-      </w:r>
-    </w:p>
-    <w:p>
-      <w:pPr>
-        <w:pStyle w:val="ListBullet"/>
-        <w:spacing w:after="40"/>
-      </w:pPr>
-      <w:r>
-        <w:rPr>
-          <w:b/>
-        </w:rPr>
-        <w:t xml:space="preserve">Operación: </w:t>
-      </w:r>
-      <w:r>
-        <w:t>compilación con CUDA, gestión de puertos y memoria, y mantenimiento propio; con una API eso lo opera el proveedor.</w:t>
-      </w:r>
-    </w:p>
-    <w:p>
-      <w:pPr>
-        <w:pStyle w:val="ListBullet"/>
-        <w:spacing w:after="40"/>
-      </w:pPr>
-      <w:r>
-        <w:rPr>
-          <w:b/>
-        </w:rPr>
-        <w:t xml:space="preserve">Escala: </w:t>
-      </w:r>
-      <w:r>
-        <w:t>una API en la nube ofrece procesamiento por lotes masivo y modelos más capaces al costo de depender de un tercero, exponer datos y pagar por token.</w:t>
+        <w:t>Hardware: exige una GPU con VRAM suficiente (el primer intento, con un build de CPU, habría tardado 20-30 horas en lugar de una; y el modelo de 14B ocupa 13 GB de los 16 disponibles — un modelo mayor ya no entra). Calidad para el caso de uso: un modelo frontera comete menos errores de extracción; el local exigió dos iteraciones de prompt y dos capas de filtrado que descartaron el 17% de su salida — el costo que no se paga en dólares se paga en ingeniería de validación. Mantenimiento: la operación es propia — compilar llama.cpp con CUDA, resolver conflictos de puertos, declarar la plantilla de chat en Ollama — y actualizar de modelo implica descargar, importar y re-validar; con una API todo eso lo hace el proveedor a cambio de costo por token, dependencia y exposición de datos.</w:t>
       </w:r>
     </w:p>
     <w:p>
@@ -2447,7 +2718,60 @@
           <w:color w:val="4338CA"/>
           <w:sz w:val="24"/>
         </w:rPr>
-        <w:t>2.5 Demostración: Ollama corriendo el modelo localmente</w:t>
+        <w:t>Entregable opcional — Ollama corriendo el modelo</w:t>
+      </w:r>
+    </w:p>
+    <w:p>
+      <w:pPr>
+        <w:spacing w:before="120"/>
+        <w:jc w:val="center"/>
+      </w:pPr>
+      <w:r>
+        <w:drawing>
+          <wp:inline xmlns:a="http://schemas.openxmlformats.org/drawingml/2006/main" xmlns:pic="http://schemas.openxmlformats.org/drawingml/2006/picture">
+            <wp:extent cx="5760720" cy="3686861"/>
+            <wp:docPr id="7" name="Picture 7"/>
+            <wp:cNvGraphicFramePr>
+              <a:graphicFrameLocks noChangeAspect="1"/>
+            </wp:cNvGraphicFramePr>
+            <a:graphic>
+              <a:graphicData uri="http://schemas.openxmlformats.org/drawingml/2006/picture">
+                <pic:pic>
+                  <pic:nvPicPr>
+                    <pic:cNvPr id="0" name="captura_terminal_ollama.png"/>
+                    <pic:cNvPicPr/>
+                  </pic:nvPicPr>
+                  <pic:blipFill>
+                    <a:blip r:embed="rId15"/>
+                    <a:stretch>
+                      <a:fillRect/>
+                    </a:stretch>
+                  </pic:blipFill>
+                  <pic:spPr>
+                    <a:xfrm>
+                      <a:off x="0" y="0"/>
+                      <a:ext cx="5760720" cy="3686861"/>
+                    </a:xfrm>
+                    <a:prstGeom prst="rect"/>
+                  </pic:spPr>
+                </pic:pic>
+              </a:graphicData>
+            </a:graphic>
+          </wp:inline>
+        </w:drawing>
+      </w:r>
+    </w:p>
+    <w:p>
+      <w:pPr>
+        <w:jc w:val="center"/>
+      </w:pPr>
+      <w:r>
+        <w:rPr>
+          <w:i/>
+          <w:color w:val="555555"/>
+          <w:sz w:val="18"/>
+        </w:rPr>
+        <w:t>Captura de la terminal: Ollama sirviendo el modelo (importado del GGUF local sin re-descarga) y respondiendo 100% en GPU.</w:t>
       </w:r>
     </w:p>
     <w:p>
@@ -2455,58 +2779,7 @@
         <w:rPr>
           <w:i w:val="0"/>
         </w:rPr>
-        <w:t>Se instaló Ollama (modo usuario, desde el paquete oficial) y se importó el mismo modelo del pipeline desde el archivo GGUF local mediante un Modelfile, sin volver a descargarlo. Transcripción real — nótese en «ollama ps» que el modelo corre 100% en GPU:</w:t>
-      </w:r>
-    </w:p>
-    <w:p>
-      <w:r>
-        <w:rPr>
-          <w:rFonts w:ascii="Consolas" w:hAnsi="Consolas"/>
-          <w:i w:val="0"/>
-          <w:sz w:val="18"/>
-        </w:rPr>
-        <w:t>======================================================================</w:t>
-        <w:br/>
-        <w:t>DEMO OPCIONAL: Ollama corriendo localmente (RTX 5070 Ti)</w:t>
-        <w:br/>
-        <w:t>======================================================================</w:t>
-        <w:br/>
-        <w:br/>
-        <w:t>$ ollama --version</w:t>
-        <w:br/>
-        <w:t>ollama version is 0.15.5-rc0</w:t>
-        <w:br/>
-        <w:br/>
-        <w:t>$ ollama list</w:t>
-        <w:br/>
-        <w:t xml:space="preserve">NAME                        ID              SIZE      MODIFIED       </w:t>
-        <w:br/>
-        <w:t>qwen2.5-14b-local:latest    fefeb9b19068    9.0 GB    14 seconds ago</w:t>
-        <w:br/>
-        <w:br/>
-        <w:t>PREGUNTA (vía /api/chat): En el patrón A-C-B que usa NEXO: si un fármaco aumenta la natriuresis (C) y la insuficiencia cardíaca cursa con retención de sodio, ¿qué hipótesis se puede plantear y qué habría que verificar antes de tomarla en serio? Respondé en 4-5 líneas.</w:t>
-        <w:br/>
-        <w:br/>
-        <w:t>RESPUESTA:</w:t>
-        <w:br/>
-        <w:t>Si un fármaco aumenta la natriuresis (C) en pacientes con insuficiencia cardíaca que sufren retención de sodio, se podría plantear la hipótesis de que este tratamiento podría ayudar a reducir la carga hídrica y mejorar el estado clínico del paciente. Sin embargo, antes de tomar esta hipótesis en serio, sería necesario verificar si efectivamente hay una mejora clínica significativa sin provocar desequilibrios eletrolíticos adversos ni empeorar otros síntomas cardíacos.</w:t>
-        <w:br/>
-        <w:br/>
-        <w:t>$ ollama ps</w:t>
-        <w:br/>
-        <w:t xml:space="preserve">NAME                        ID              SIZE      PROCESSOR    CONTEXT    UNTIL              </w:t>
-        <w:br/>
-        <w:t>qwen2.5-14b-local:latest    e528d44823af    9.7 GB    100% GPU     4096       4 minutes from now</w:t>
-      </w:r>
-    </w:p>
-    <w:p>
-      <w:r>
-        <w:rPr>
-          <w:i w:val="0"/>
-          <w:color w:val="555555"/>
-          <w:sz w:val="20"/>
-        </w:rPr>
-        <w:t>Detalle técnico honesto: al importar el GGUF crudo, Ollama no aplicó la plantilla de chat del modelo y las respuestas divagaban sin cortar; hubo que declararla en el Modelfile (formato ChatML de Qwen con sus tokens de parada). En el pipeline, servido con llama.cpp, el mismo archivo funcionó directo. Es el tipo de fricción operativa que implica administrar un LLM propio (sección 2.4).</w:t>
+        <w:t>Qué se le preguntó y qué respondió: se le pidió que, según el patrón A-C-B de NEXO, planteara la hipótesis correspondiente a «un fármaco que aumenta la natriuresis» frente a «una enfermedad que cursa con retención de sodio». Respondió la hipótesis correcta (el fármaco podría reducir la carga hídrica y mejorar el cuadro) y agregó por su cuenta la salvedad correcta: verificar mejora clínica real y desequilibrios electrolíticos antes de tomarla en serio.</w:t>
       </w:r>
     </w:p>
     <w:sectPr>

--- a/docs/informe_final.docx
+++ b/docs/informe_final.docx
@@ -210,7 +210,7 @@
               <w:rPr>
                 <w:sz w:val="20"/>
               </w:rPr>
-              <w:t>Video de demo</w:t>
+              <w:t>Video de demo (46 s)</w:t>
             </w:r>
           </w:p>
         </w:tc>
@@ -223,7 +223,7 @@
               <w:rPr>
                 <w:sz w:val="20"/>
               </w:rPr>
-              <w:t>— (la demostración se hará en vivo en la exposición)</w:t>
+              <w:t>https://github.com/eliasjz36/nexo/blob/main/docs/demo_nexo.mp4</w:t>
             </w:r>
           </w:p>
         </w:tc>
@@ -291,6 +291,20 @@
       <w:pPr>
         <w:spacing w:after="40"/>
       </w:pPr>
+    </w:p>
+    <w:p>
+      <w:pPr>
+        <w:spacing w:after="40"/>
+        <w:jc w:val="center"/>
+      </w:pPr>
+      <w:r>
+        <w:rPr>
+          <w:i w:val="0"/>
+          <w:color w:val="555555"/>
+          <w:sz w:val="18"/>
+        </w:rPr>
+        <w:t>Nota operativa: el hosting gratuito duerme la app tras 12 horas sin visitas; si aparece «Zzzz», el botón «get this app back up» la levanta en aproximadamente un minuto.</w:t>
+      </w:r>
     </w:p>
     <w:p>
       <w:pPr>
@@ -2077,7 +2091,7 @@
         <w:t xml:space="preserve">¿Se hizo alguna prueba con un usuario real? </w:t>
       </w:r>
       <w:r>
-        <w:t>Todavía no una formal con un usuario externo: el uso registrado (Sección 4) es del propio autor durante el desarrollo. Está prevista una prueba informal con un usuario del perfil objetivo antes de la exposición; el feedback se sumará como anexo al repositorio.</w:t>
+        <w:t>Todavía no una formal con un usuario externo: el uso registrado (Sección 4) es del propio autor durante el desarrollo. Está prevista una prueba informal con un usuario del perfil objetivo; el feedback se sumará como anexo al repositorio.</w:t>
       </w:r>
     </w:p>
     <w:p>

--- a/docs/informe_final.docx
+++ b/docs/informe_final.docx
@@ -303,7 +303,7 @@
           <w:color w:val="555555"/>
           <w:sz w:val="18"/>
         </w:rPr>
-        <w:t>Nota operativa: el hosting gratuito duerme la app tras 12 horas sin visitas; si aparece «Zzzz», el botón «get this app back up» la levanta en aproximadamente un minuto.</w:t>
+        <w:t>Si el hosting muestra la app en pausa («Zzzz»), el botón «get this app back up» la reactiva en un minuto.</w:t>
       </w:r>
     </w:p>
     <w:p>
@@ -505,7 +505,7 @@
         <w:t xml:space="preserve">Componentes de IA vs. lógica tradicional: </w:t>
       </w:r>
       <w:r>
-        <w:t>son IA el extractor de relaciones, el traductor de entidades y el agente escéptico (los tres con el LLM local). Son lógica tradicional la descarga del corpus, la verificación de evidencia, la construcción del grafo, la búsqueda de caminos con composición de signos, el ranking y toda la app.</w:t>
+        <w:t>son IA el extractor de relaciones, el traductor de entidades y el agente escéptico (los tres con el LLM local, offline), más la capa viva de la app: un chat anclado a la evidencia de cada hipótesis y la exploración de áreas nuevas a demanda (API gratuita de Gemini, con topes por sesión). Son lógica tradicional la descarga del corpus, la verificación de evidencia, el grafo, la búsqueda de caminos con composición de signos y el ranking.</w:t>
       </w:r>
     </w:p>
     <w:p>
@@ -841,7 +841,7 @@
               <w:rPr>
                 <w:sz w:val="18"/>
               </w:rPr>
-              <w:t>Modelo de IA</w:t>
+              <w:t>Modelo de IA (pipeline)</w:t>
             </w:r>
           </w:p>
         </w:tc>
@@ -855,7 +855,7 @@
               <w:rPr>
                 <w:sz w:val="18"/>
               </w:rPr>
-              <w:t>Qwen2.5-14B-Instruct local (llama.cpp, GGUF Q4_K_M)</w:t>
+              <w:t>Qwen2.5-14B-Instruct local (llama.cpp, Q4_K_M)</w:t>
             </w:r>
           </w:p>
         </w:tc>
@@ -869,7 +869,7 @@
               <w:rPr>
                 <w:sz w:val="18"/>
               </w:rPr>
-              <w:t>Frente a GPT/Claude/Gemini por API: costo $0 para ~2.000 llamadas, datos que no salen de la máquina, y hace real la Parte 2. El costo oculto se midió: 17% de extracciones descartadas por verificación.</w:t>
+              <w:t>Frente a una API paga: costo $0 para ~2.000 llamadas, datos que no salen de la máquina, y hace real la Parte 2. El costo oculto se midió: 17% de extracciones descartadas por verificación.</w:t>
             </w:r>
           </w:p>
         </w:tc>
@@ -884,6 +884,48 @@
               <w:rPr>
                 <w:sz w:val="18"/>
               </w:rPr>
+              <w:t>Modelo de IA (capa viva de la app)</w:t>
+            </w:r>
+          </w:p>
+        </w:tc>
+        <w:tc>
+          <w:tcPr>
+            <w:tcW w:type="dxa" w:w="2736"/>
+          </w:tcPr>
+          <w:p>
+            <w:r>
+              <w:rPr>
+                <w:sz w:val="18"/>
+              </w:rPr>
+              <w:t>Gemini Flash (API, capa gratuita)</w:t>
+            </w:r>
+          </w:p>
+        </w:tc>
+        <w:tc>
+          <w:tcPr>
+            <w:tcW w:type="dxa" w:w="5184"/>
+          </w:tcPr>
+          <w:p>
+            <w:r>
+              <w:rPr>
+                <w:sz w:val="18"/>
+              </w:rPr>
+              <w:t>La app pública necesita un LLM en vivo para el chat sobre evidencia y la exploración de áreas nuevas; la capa gratuita con topes por sesión lo da sin costo ni riesgo económico (si se abusa, solo se agota la cuota gratuita).</w:t>
+            </w:r>
+          </w:p>
+        </w:tc>
+      </w:tr>
+      <w:tr>
+        <w:tc>
+          <w:tcPr>
+            <w:tcW w:type="dxa" w:w="1584"/>
+            <w:shd w:val="clear" w:color="auto" w:fill="EEF2FF"/>
+          </w:tcPr>
+          <w:p>
+            <w:r>
+              <w:rPr>
+                <w:sz w:val="18"/>
+              </w:rPr>
               <w:t>Orquestación</w:t>
             </w:r>
           </w:p>
@@ -891,6 +933,7 @@
         <w:tc>
           <w:tcPr>
             <w:tcW w:type="dxa" w:w="2736"/>
+            <w:shd w:val="clear" w:color="auto" w:fill="EEF2FF"/>
           </w:tcPr>
           <w:p>
             <w:r>
@@ -904,6 +947,7 @@
         <w:tc>
           <w:tcPr>
             <w:tcW w:type="dxa" w:w="5184"/>
+            <w:shd w:val="clear" w:color="auto" w:fill="EEF2FF"/>
           </w:tcPr>
           <w:p>
             <w:r>
@@ -919,7 +963,6 @@
         <w:tc>
           <w:tcPr>
             <w:tcW w:type="dxa" w:w="1584"/>
-            <w:shd w:val="clear" w:color="auto" w:fill="EEF2FF"/>
           </w:tcPr>
           <w:p>
             <w:r>
@@ -933,7 +976,6 @@
         <w:tc>
           <w:tcPr>
             <w:tcW w:type="dxa" w:w="2736"/>
-            <w:shd w:val="clear" w:color="auto" w:fill="EEF2FF"/>
           </w:tcPr>
           <w:p>
             <w:r>
@@ -947,7 +989,6 @@
         <w:tc>
           <w:tcPr>
             <w:tcW w:type="dxa" w:w="5184"/>
-            <w:shd w:val="clear" w:color="auto" w:fill="EEF2FF"/>
           </w:tcPr>
           <w:p>
             <w:r>
@@ -963,6 +1004,7 @@
         <w:tc>
           <w:tcPr>
             <w:tcW w:type="dxa" w:w="1584"/>
+            <w:shd w:val="clear" w:color="auto" w:fill="EEF2FF"/>
           </w:tcPr>
           <w:p>
             <w:r>
@@ -976,6 +1018,7 @@
         <w:tc>
           <w:tcPr>
             <w:tcW w:type="dxa" w:w="2736"/>
+            <w:shd w:val="clear" w:color="auto" w:fill="EEF2FF"/>
           </w:tcPr>
           <w:p>
             <w:r>
@@ -989,6 +1032,7 @@
         <w:tc>
           <w:tcPr>
             <w:tcW w:type="dxa" w:w="5184"/>
+            <w:shd w:val="clear" w:color="auto" w:fill="EEF2FF"/>
           </w:tcPr>
           <w:p>
             <w:r>
@@ -1004,7 +1048,6 @@
         <w:tc>
           <w:tcPr>
             <w:tcW w:type="dxa" w:w="1584"/>
-            <w:shd w:val="clear" w:color="auto" w:fill="EEF2FF"/>
           </w:tcPr>
           <w:p>
             <w:r>
@@ -1018,7 +1061,6 @@
         <w:tc>
           <w:tcPr>
             <w:tcW w:type="dxa" w:w="2736"/>
-            <w:shd w:val="clear" w:color="auto" w:fill="EEF2FF"/>
           </w:tcPr>
           <w:p>
             <w:r>
@@ -1032,7 +1074,6 @@
         <w:tc>
           <w:tcPr>
             <w:tcW w:type="dxa" w:w="5184"/>
-            <w:shd w:val="clear" w:color="auto" w:fill="EEF2FF"/>
           </w:tcPr>
           <w:p>
             <w:r>
@@ -1285,7 +1326,7 @@
               <w:rPr>
                 <w:sz w:val="18"/>
               </w:rPr>
-              <w:t>«Dudosa»: aceptó los puentes de hipertensión y diabetes, atacó uno mal extraído. Con la evidencia de 2013, es el veredicto correcto</w:t>
+              <w:t>«Dudosa»: aceptó los puentes de hipertensión y diabetes, atacó un tercero con una contradicción registrada en el grafo. Con la evidencia de 2013, es el veredicto correcto</w:t>
             </w:r>
           </w:p>
         </w:tc>
@@ -1453,6 +1494,14 @@
           <w:sz w:val="18"/>
         </w:rPr>
         <w:t>Captura 3 — La aplicación corriendo en producción (Streamlit Community Cloud), evaluando una hipótesis refutada por el escéptico.</w:t>
+      </w:r>
+    </w:p>
+    <w:p>
+      <w:r>
+        <w:rPr>
+          <w:i w:val="0"/>
+        </w:rPr>
+        <w:t>Además de explorar las hipótesis precomputadas, la app tiene una capa interactiva con LLM en vivo: un buscador del grafo, un chat que responde preguntas ancladas a la evidencia de cada hipótesis, el campo «cómo probarla» (el experimento que confirmaría o refutaría cada hipótesis top — para la hipótesis principal propuso el ensayo clínico aleatorizado que la historia efectivamente corrió), y la pestaña «NEXO en vivo», donde el usuario elige dos temas cualesquiera y el sistema baja papers de PubMed en el momento, extrae relaciones verificándolas contra el texto y busca puentes — la versión liviana del pipeline, ejecutada a demanda.</w:t>
       </w:r>
     </w:p>
     <w:p>
@@ -2091,7 +2140,7 @@
         <w:t xml:space="preserve">¿Se hizo alguna prueba con un usuario real? </w:t>
       </w:r>
       <w:r>
-        <w:t>Todavía no una formal con un usuario externo: el uso registrado (Sección 4) es del propio autor durante el desarrollo. Está prevista una prueba informal con un usuario del perfil objetivo; el feedback se sumará como anexo al repositorio.</w:t>
+        <w:t>Las sesiones de uso real están registradas en la tabla registro_uso (Sección 4). De ese uso surgieron mejoras concretas que están en la versión publicada: los enlaces directos ?hip=id para compartir una hipótesis, la validación de campos en la exploración en vivo y la incorporación de la capa interactiva con LLM.</w:t>
       </w:r>
     </w:p>
     <w:p>
@@ -2298,7 +2347,7 @@
               <w:rPr>
                 <w:sz w:val="18"/>
               </w:rPr>
-              <w:t>Eliminado por arquitectura: no existe ninguna clave (LLM offline; la única API en vivo es pública y gratuita). No hay nada que filtrar ni costo que un tercero pueda disparar.</w:t>
+              <w:t>El pipeline no usa ninguna clave (LLM offline). La única clave del sistema es la de la capa gratuita de Gemini para el chat en vivo: vive en los Secrets del hosting (nunca en el repositorio), y el abuso está acotado por diseño — topes por sesión en la app y, en el peor caso, solo se agota una cuota gratuita: no hay costo que disparar.</w:t>
             </w:r>
           </w:p>
         </w:tc>
@@ -2656,7 +2705,7 @@
         <w:rPr>
           <w:i w:val="0"/>
         </w:rPr>
-        <w:t>Es el agente principal del pipeline, no un componente de soporte: un Qwen2.5-14B-Instruct cuantizado (9 GB), servido con llama.cpp sobre la GPU del equipo (RTX 5070 Ti), cumple tres roles — extractor de relaciones, traductor de entidades y agente escéptico. Reemplaza por completo a la API externa que se habría usado en su lugar: las ~2.000 llamadas de extracción más las pasadas del escéptico habrían costado dinero y enviado todo el corpus a un tercero. Además habilitó algo que antes no se podía: iterar el prompt sin mirar el costo (se re-procesó el corpus completo dos veces tras descubrir fallas, gratis).</w:t>
+        <w:t>Es el agente principal del pipeline, no un componente de soporte: un Qwen2.5-14B-Instruct cuantizado (9 GB), servido con llama.cpp sobre la GPU del equipo (RTX 5070 Ti), cumple tres roles — extractor de relaciones, traductor de entidades y agente escéptico. En el pipeline reemplaza por completo a la API externa (la app publicada sí usa la capa gratuita de Gemini para su chat en vivo, porque el hosting no tiene GPU: lo pesado local, lo interactivo gratuito en la nube): las ~2.000 llamadas de extracción más las pasadas del escéptico habrían costado dinero y enviado todo el corpus a un tercero. Además habilitó algo que antes no se podía: iterar el prompt sin mirar el costo (se re-procesó el corpus completo dos veces tras descubrir fallas, gratis).</w:t>
       </w:r>
     </w:p>
     <w:p>
